--- a/docs/Career Trek.docx
+++ b/docs/Career Trek.docx
@@ -254,18 +254,111 @@
           </w:p>
         </w:tc>
       </w:tr>
+      <w:tr>
+        <w:trPr>
+          <w:trHeight w:val="300" w:hRule="atLeast"/>
+        </w:trPr>
+        <w:tc>
+          <w:tcPr>
+            <w:tcW w:w="3005" w:type="dxa"/>
+            <w:tcBorders/>
+          </w:tcPr>
+          <w:p>
+            <w:pPr>
+              <w:pStyle w:val="Normal"/>
+              <w:widowControl w:val="false"/>
+              <w:suppressAutoHyphens w:val="true"/>
+              <w:bidi w:val="0"/>
+              <w:spacing w:lineRule="auto" w:line="240" w:before="0" w:after="0"/>
+              <w:jc w:val="left"/>
+              <w:rPr>
+                <w:rFonts w:ascii="Calibri" w:hAnsi="Calibri" w:eastAsia="Calibri" w:cs=""/>
+                <w:kern w:val="0"/>
+                <w:sz w:val="22"/>
+                <w:szCs w:val="22"/>
+                <w:lang w:val="en-GB" w:eastAsia="en-US" w:bidi="ar-SA"/>
+              </w:rPr>
+            </w:pPr>
+            <w:r>
+              <w:rPr>
+                <w:rFonts w:eastAsia="Calibri" w:cs="" w:ascii="Calibri" w:hAnsi="Calibri"/>
+                <w:kern w:val="0"/>
+                <w:sz w:val="22"/>
+                <w:szCs w:val="22"/>
+                <w:lang w:val="en-GB" w:eastAsia="en-US" w:bidi="ar-SA"/>
+              </w:rPr>
+              <w:t>Karim Ratib</w:t>
+            </w:r>
+          </w:p>
+        </w:tc>
+        <w:tc>
+          <w:tcPr>
+            <w:tcW w:w="3005" w:type="dxa"/>
+            <w:tcBorders/>
+          </w:tcPr>
+          <w:p>
+            <w:pPr>
+              <w:pStyle w:val="Normal"/>
+              <w:widowControl w:val="false"/>
+              <w:suppressAutoHyphens w:val="true"/>
+              <w:bidi w:val="0"/>
+              <w:spacing w:lineRule="auto" w:line="240" w:before="0" w:after="0"/>
+              <w:jc w:val="left"/>
+              <w:rPr>
+                <w:rFonts w:ascii="Calibri" w:hAnsi="Calibri" w:eastAsia="Calibri" w:cs=""/>
+                <w:kern w:val="0"/>
+                <w:sz w:val="22"/>
+                <w:szCs w:val="22"/>
+                <w:lang w:val="en-GB" w:eastAsia="en-US" w:bidi="ar-SA"/>
+              </w:rPr>
+            </w:pPr>
+            <w:r>
+              <w:rPr>
+                <w:rFonts w:eastAsia="Calibri" w:cs="" w:ascii="Calibri" w:hAnsi="Calibri"/>
+                <w:kern w:val="0"/>
+                <w:sz w:val="22"/>
+                <w:szCs w:val="22"/>
+                <w:lang w:val="en-GB" w:eastAsia="en-US" w:bidi="ar-SA"/>
+              </w:rPr>
+              <w:t>2</w:t>
+            </w:r>
+          </w:p>
+        </w:tc>
+        <w:tc>
+          <w:tcPr>
+            <w:tcW w:w="3005" w:type="dxa"/>
+            <w:tcBorders/>
+          </w:tcPr>
+          <w:p>
+            <w:pPr>
+              <w:pStyle w:val="Normal"/>
+              <w:widowControl w:val="false"/>
+              <w:suppressAutoHyphens w:val="true"/>
+              <w:bidi w:val="0"/>
+              <w:spacing w:lineRule="auto" w:line="240" w:before="0" w:after="0"/>
+              <w:jc w:val="left"/>
+              <w:rPr>
+                <w:rFonts w:ascii="Calibri" w:hAnsi="Calibri" w:eastAsia="Calibri" w:cs=""/>
+                <w:kern w:val="0"/>
+                <w:sz w:val="22"/>
+                <w:szCs w:val="22"/>
+                <w:lang w:val="en-GB" w:eastAsia="en-US" w:bidi="ar-SA"/>
+              </w:rPr>
+            </w:pPr>
+            <w:r>
+              <w:rPr>
+                <w:rFonts w:eastAsia="Calibri" w:cs="" w:ascii="Calibri" w:hAnsi="Calibri"/>
+                <w:kern w:val="0"/>
+                <w:sz w:val="22"/>
+                <w:szCs w:val="22"/>
+                <w:lang w:val="en-GB" w:eastAsia="en-US" w:bidi="ar-SA"/>
+              </w:rPr>
+              <w:t>2026/05/11</w:t>
+            </w:r>
+          </w:p>
+        </w:tc>
+      </w:tr>
     </w:tbl>
-    <w:p>
-      <w:pPr>
-        <w:pStyle w:val="Normal"/>
-        <w:bidi w:val="0"/>
-        <w:jc w:val="left"/>
-        <w:rPr/>
-      </w:pPr>
-      <w:r>
-        <w:rPr/>
-      </w:r>
-    </w:p>
     <w:p>
       <w:pPr>
         <w:pStyle w:val="Heading1"/>
@@ -442,7 +535,7 @@
         <w:pStyle w:val="PreformattedText"/>
         <w:numPr>
           <w:ilvl w:val="0"/>
-          <w:numId w:val="3"/>
+          <w:numId w:val="2"/>
         </w:numPr>
         <w:bidi w:val="0"/>
         <w:jc w:val="left"/>
@@ -470,7 +563,7 @@
         <w:pStyle w:val="PreformattedText"/>
         <w:numPr>
           <w:ilvl w:val="0"/>
-          <w:numId w:val="3"/>
+          <w:numId w:val="2"/>
         </w:numPr>
         <w:bidi w:val="0"/>
         <w:jc w:val="left"/>
@@ -486,7 +579,7 @@
         <w:pStyle w:val="PreformattedText"/>
         <w:numPr>
           <w:ilvl w:val="0"/>
-          <w:numId w:val="3"/>
+          <w:numId w:val="2"/>
         </w:numPr>
         <w:bidi w:val="0"/>
         <w:jc w:val="left"/>
@@ -502,7 +595,7 @@
         <w:pStyle w:val="PreformattedText"/>
         <w:numPr>
           <w:ilvl w:val="0"/>
-          <w:numId w:val="3"/>
+          <w:numId w:val="2"/>
         </w:numPr>
         <w:bidi w:val="0"/>
         <w:jc w:val="left"/>
@@ -518,7 +611,7 @@
         <w:pStyle w:val="PreformattedText"/>
         <w:numPr>
           <w:ilvl w:val="0"/>
-          <w:numId w:val="3"/>
+          <w:numId w:val="2"/>
         </w:numPr>
         <w:bidi w:val="0"/>
         <w:jc w:val="left"/>
@@ -534,7 +627,7 @@
         <w:pStyle w:val="PreformattedText"/>
         <w:numPr>
           <w:ilvl w:val="0"/>
-          <w:numId w:val="3"/>
+          <w:numId w:val="2"/>
         </w:numPr>
         <w:bidi w:val="0"/>
         <w:jc w:val="left"/>
@@ -574,7 +667,7 @@
         <w:pStyle w:val="Normal"/>
         <w:numPr>
           <w:ilvl w:val="0"/>
-          <w:numId w:val="4"/>
+          <w:numId w:val="3"/>
         </w:numPr>
         <w:bidi w:val="0"/>
         <w:rPr/>
@@ -603,7 +696,7 @@
         <w:pStyle w:val="Normal"/>
         <w:numPr>
           <w:ilvl w:val="0"/>
-          <w:numId w:val="4"/>
+          <w:numId w:val="3"/>
         </w:numPr>
         <w:bidi w:val="0"/>
         <w:rPr/>
@@ -665,31 +758,116 @@
         <w:pStyle w:val="Normal"/>
         <w:numPr>
           <w:ilvl w:val="0"/>
+          <w:numId w:val="3"/>
+        </w:numPr>
+        <w:bidi w:val="0"/>
+        <w:rPr/>
+      </w:pPr>
+      <w:r>
+        <w:rPr/>
+        <w:t>In the 2 following lines, edit the name of the source Excel sheet (without the extension) to match the new version:</w:t>
+      </w:r>
+    </w:p>
+    <w:p>
+      <w:pPr>
+        <w:pStyle w:val="Normal"/>
+        <w:bidi w:val="0"/>
+        <w:rPr/>
+      </w:pPr>
+      <w:r>
+        <w:rPr/>
+      </w:r>
+    </w:p>
+    <w:p>
+      <w:pPr>
+        <w:pStyle w:val="PreformattedText"/>
+        <w:bidi w:val="0"/>
+        <w:spacing w:before="0" w:after="0"/>
+        <w:jc w:val="left"/>
+        <w:rPr/>
+      </w:pPr>
+      <w:r>
+        <w:rPr/>
+        <w:t>ssconvert --export-type=Gnumeric_stf:stf_csv --export-file-per-sheet "data/&lt;NEW-SHEET&gt;.xlsx" "data/&lt;NEW-SHEET&gt;-%s.csv"</w:t>
+      </w:r>
+    </w:p>
+    <w:p>
+      <w:pPr>
+        <w:pStyle w:val="PreformattedText"/>
+        <w:bidi w:val="0"/>
+        <w:spacing w:before="0" w:after="0"/>
+        <w:jc w:val="left"/>
+        <w:rPr/>
+      </w:pPr>
+      <w:r>
+        <w:rPr/>
+      </w:r>
+    </w:p>
+    <w:p>
+      <w:pPr>
+        <w:pStyle w:val="PreformattedText"/>
+        <w:bidi w:val="0"/>
+        <w:spacing w:before="0" w:after="0"/>
+        <w:jc w:val="left"/>
+        <w:rPr/>
+      </w:pPr>
+      <w:r>
+        <w:rPr/>
+        <w:t>cat "data/WorkBC&lt;NEW-SHEET&gt;-LMO.csv" | php csv_extract.php --range 2 &gt; load/career_trek.csv</w:t>
+      </w:r>
+    </w:p>
+    <w:p>
+      <w:pPr>
+        <w:pStyle w:val="PreformattedText"/>
+        <w:bidi w:val="0"/>
+        <w:spacing w:before="0" w:after="0"/>
+        <w:jc w:val="left"/>
+        <w:rPr/>
+      </w:pPr>
+      <w:r>
+        <w:rPr/>
+      </w:r>
+    </w:p>
+    <w:p>
+      <w:pPr>
+        <w:pStyle w:val="Normal"/>
+        <w:numPr>
+          <w:ilvl w:val="0"/>
           <w:numId w:val="4"/>
         </w:numPr>
         <w:bidi w:val="0"/>
-        <w:rPr/>
-      </w:pPr>
-      <w:r>
-        <w:rPr/>
-        <w:t>In the 2 following lines, edit the name of the source Excel sheet (without the extension) to match the new version:</w:t>
-      </w:r>
-    </w:p>
-    <w:p>
-      <w:pPr>
-        <w:pStyle w:val="Normal"/>
-        <w:bidi w:val="0"/>
-        <w:rPr/>
-      </w:pPr>
-      <w:r>
-        <w:rPr/>
+        <w:jc w:val="left"/>
+        <w:rPr/>
+      </w:pPr>
+      <w:r>
+        <w:rPr/>
+        <w:t>Save the file</w:t>
       </w:r>
     </w:p>
     <w:p>
       <w:pPr>
         <w:pStyle w:val="PreformattedText"/>
-        <w:bidi w:val="0"/>
-        <w:spacing w:before="0" w:after="0"/>
+        <w:numPr>
+          <w:ilvl w:val="0"/>
+          <w:numId w:val="4"/>
+        </w:numPr>
+        <w:bidi w:val="0"/>
+        <w:jc w:val="left"/>
+        <w:rPr/>
+      </w:pPr>
+      <w:r>
+        <w:rPr/>
+        <w:t>docker-compose exec migrator bash</w:t>
+      </w:r>
+    </w:p>
+    <w:p>
+      <w:pPr>
+        <w:pStyle w:val="PreformattedText"/>
+        <w:numPr>
+          <w:ilvl w:val="0"/>
+          <w:numId w:val="4"/>
+        </w:numPr>
+        <w:bidi w:val="0"/>
         <w:jc w:val="left"/>
         <w:rPr/>
       </w:pPr>
@@ -701,110 +879,25 @@
     <w:p>
       <w:pPr>
         <w:pStyle w:val="PreformattedText"/>
-        <w:bidi w:val="0"/>
-        <w:spacing w:before="0" w:after="0"/>
-        <w:jc w:val="left"/>
-        <w:rPr/>
-      </w:pPr>
-      <w:r>
-        <w:rPr/>
+        <w:numPr>
+          <w:ilvl w:val="0"/>
+          <w:numId w:val="4"/>
+        </w:numPr>
+        <w:bidi w:val="0"/>
+        <w:jc w:val="left"/>
+        <w:rPr/>
+      </w:pPr>
+      <w:r>
+        <w:rPr/>
+        <w:t>cat "data/WorkBC&lt;NEW-SHEET&gt;-LMO.csv" | php csv_extract.php --range 2 &gt; load/career_trek.csv</w:t>
       </w:r>
     </w:p>
     <w:p>
       <w:pPr>
         <w:pStyle w:val="PreformattedText"/>
-        <w:bidi w:val="0"/>
-        <w:spacing w:before="0" w:after="0"/>
-        <w:jc w:val="left"/>
-        <w:rPr/>
-      </w:pPr>
-      <w:r>
-        <w:rPr/>
-        <w:t>cat "data/WorkBC&lt;NEW-SHEET&gt;-LMO.csv" | php csv_extract.php --range 2 &gt; load/career_trek.csv</w:t>
-      </w:r>
-    </w:p>
-    <w:p>
-      <w:pPr>
-        <w:pStyle w:val="PreformattedText"/>
-        <w:bidi w:val="0"/>
-        <w:spacing w:before="0" w:after="0"/>
-        <w:jc w:val="left"/>
-        <w:rPr/>
-      </w:pPr>
-      <w:r>
-        <w:rPr/>
-      </w:r>
-    </w:p>
-    <w:p>
-      <w:pPr>
-        <w:pStyle w:val="Normal"/>
-        <w:numPr>
-          <w:ilvl w:val="0"/>
-          <w:numId w:val="5"/>
-        </w:numPr>
-        <w:bidi w:val="0"/>
-        <w:jc w:val="left"/>
-        <w:rPr/>
-      </w:pPr>
-      <w:r>
-        <w:rPr/>
-        <w:t>Save the file</w:t>
-      </w:r>
-    </w:p>
-    <w:p>
-      <w:pPr>
-        <w:pStyle w:val="PreformattedText"/>
-        <w:numPr>
-          <w:ilvl w:val="0"/>
-          <w:numId w:val="5"/>
-        </w:numPr>
-        <w:bidi w:val="0"/>
-        <w:jc w:val="left"/>
-        <w:rPr/>
-      </w:pPr>
-      <w:r>
-        <w:rPr/>
-        <w:t>docker-compose exec migrator bash</w:t>
-      </w:r>
-    </w:p>
-    <w:p>
-      <w:pPr>
-        <w:pStyle w:val="PreformattedText"/>
-        <w:numPr>
-          <w:ilvl w:val="0"/>
-          <w:numId w:val="5"/>
-        </w:numPr>
-        <w:bidi w:val="0"/>
-        <w:jc w:val="left"/>
-        <w:rPr/>
-      </w:pPr>
-      <w:r>
-        <w:rPr/>
-        <w:t>ssconvert --export-type=Gnumeric_stf:stf_csv --export-file-per-sheet "data/&lt;NEW-SHEET&gt;.xlsx" "data/&lt;NEW-SHEET&gt;-%s.csv"</w:t>
-      </w:r>
-    </w:p>
-    <w:p>
-      <w:pPr>
-        <w:pStyle w:val="PreformattedText"/>
-        <w:numPr>
-          <w:ilvl w:val="0"/>
-          <w:numId w:val="5"/>
-        </w:numPr>
-        <w:bidi w:val="0"/>
-        <w:jc w:val="left"/>
-        <w:rPr/>
-      </w:pPr>
-      <w:r>
-        <w:rPr/>
-        <w:t>cat "data/WorkBC&lt;NEW-SHEET&gt;-LMO.csv" | php csv_extract.php --range 2 &gt; load/career_trek.csv</w:t>
-      </w:r>
-    </w:p>
-    <w:p>
-      <w:pPr>
-        <w:pStyle w:val="PreformattedText"/>
-        <w:numPr>
-          <w:ilvl w:val="0"/>
-          <w:numId w:val="5"/>
+        <w:numPr>
+          <w:ilvl w:val="0"/>
+          <w:numId w:val="4"/>
         </w:numPr>
         <w:bidi w:val="0"/>
         <w:jc w:val="left"/>
@@ -824,39 +917,6 @@
         </w:numPr>
         <w:bidi w:val="0"/>
         <w:ind w:left="0" w:hanging="0"/>
-        <w:jc w:val="left"/>
-        <w:rPr>
-          <w:rFonts w:eastAsia="" w:cs="" w:asciiTheme="majorHAnsi" w:cstheme="majorBidi" w:eastAsiaTheme="majorEastAsia" w:hAnsiTheme="majorHAnsi"/>
-          <w:b w:val="false"/>
-          <w:b w:val="false"/>
-          <w:bCs w:val="false"/>
-          <w:color w:val="2E74B5" w:themeColor="accent1" w:themeShade="bf"/>
-          <w:sz w:val="26"/>
-          <w:szCs w:val="26"/>
-        </w:rPr>
-      </w:pPr>
-      <w:r>
-        <w:rPr>
-          <w:rFonts w:eastAsia="" w:cs="" w:asciiTheme="majorHAnsi" w:cstheme="majorBidi" w:eastAsiaTheme="majorEastAsia" w:hAnsiTheme="majorHAnsi"/>
-          <w:b w:val="false"/>
-          <w:bCs w:val="false"/>
-          <w:color w:val="2E74B5" w:themeColor="accent1" w:themeShade="bf"/>
-          <w:sz w:val="26"/>
-          <w:szCs w:val="26"/>
-        </w:rPr>
-      </w:r>
-      <w:r>
-        <w:br w:type="page"/>
-      </w:r>
-    </w:p>
-    <w:p>
-      <w:pPr>
-        <w:pStyle w:val="Heading2"/>
-        <w:numPr>
-          <w:ilvl w:val="1"/>
-          <w:numId w:val="2"/>
-        </w:numPr>
-        <w:bidi w:val="0"/>
         <w:jc w:val="left"/>
         <w:rPr/>
       </w:pPr>
@@ -877,7 +937,7 @@
         <w:pStyle w:val="Normal"/>
         <w:numPr>
           <w:ilvl w:val="0"/>
-          <w:numId w:val="6"/>
+          <w:numId w:val="5"/>
         </w:numPr>
         <w:bidi w:val="0"/>
         <w:jc w:val="left"/>
@@ -940,98 +1000,90 @@
         <w:pStyle w:val="Normal"/>
         <w:numPr>
           <w:ilvl w:val="0"/>
+          <w:numId w:val="5"/>
+        </w:numPr>
+        <w:bidi w:val="0"/>
+        <w:jc w:val="left"/>
+        <w:rPr/>
+      </w:pPr>
+      <w:r>
+        <w:rPr/>
+        <w:t>Edit the LAST date to reflect the year period to which this dataset applies, e.g. for 2026:</w:t>
+      </w:r>
+    </w:p>
+    <w:p>
+      <w:pPr>
+        <w:pStyle w:val="Normal"/>
+        <w:bidi w:val="0"/>
+        <w:jc w:val="left"/>
+        <w:rPr/>
+      </w:pPr>
+      <w:r>
+        <w:rPr/>
+      </w:r>
+    </w:p>
+    <w:p>
+      <w:pPr>
+        <w:pStyle w:val="PreformattedText"/>
+        <w:bidi w:val="0"/>
+        <w:spacing w:before="0" w:after="0"/>
+        <w:jc w:val="left"/>
+        <w:rPr/>
+      </w:pPr>
+      <w:r>
+        <w:rPr/>
+        <w:t>"2026/01/01 08:00"</w:t>
+      </w:r>
+    </w:p>
+    <w:p>
+      <w:pPr>
+        <w:pStyle w:val="Normal"/>
+        <w:bidi w:val="0"/>
+        <w:jc w:val="left"/>
+        <w:rPr/>
+      </w:pPr>
+      <w:r>
+        <w:rPr/>
+      </w:r>
+    </w:p>
+    <w:p>
+      <w:pPr>
+        <w:pStyle w:val="Normal"/>
+        <w:numPr>
+          <w:ilvl w:val="0"/>
           <w:numId w:val="6"/>
         </w:numPr>
         <w:bidi w:val="0"/>
-        <w:jc w:val="left"/>
-        <w:rPr/>
-      </w:pPr>
-      <w:r>
-        <w:rPr/>
-        <w:t xml:space="preserve">Edit the LAST date to reflect the year </w:t>
-      </w:r>
-      <w:r>
-        <w:rPr/>
-        <w:t xml:space="preserve">period </w:t>
-      </w:r>
-      <w:r>
-        <w:rPr/>
-        <w:t>to which this dataset applies, e.g. for 2026:</w:t>
+        <w:jc w:val="both"/>
+        <w:rPr/>
+      </w:pPr>
+      <w:r>
+        <w:rPr/>
+        <w:t>Edit the PREVIOUS date to reflect the date of the Excel sheet, which can be today or earlier</w:t>
       </w:r>
     </w:p>
     <w:p>
       <w:pPr>
         <w:pStyle w:val="Normal"/>
-        <w:bidi w:val="0"/>
-        <w:jc w:val="left"/>
-        <w:rPr/>
-      </w:pPr>
-      <w:r>
-        <w:rPr/>
+        <w:numPr>
+          <w:ilvl w:val="0"/>
+          <w:numId w:val="6"/>
+        </w:numPr>
+        <w:bidi w:val="0"/>
+        <w:jc w:val="both"/>
+        <w:rPr/>
+      </w:pPr>
+      <w:r>
+        <w:rPr/>
+        <w:t>Save the file</w:t>
       </w:r>
     </w:p>
     <w:p>
       <w:pPr>
         <w:pStyle w:val="PreformattedText"/>
-        <w:bidi w:val="0"/>
-        <w:spacing w:before="0" w:after="0"/>
-        <w:jc w:val="left"/>
-        <w:rPr/>
-      </w:pPr>
-      <w:r>
-        <w:rPr/>
-        <w:t>"2026/01/01 08:00"</w:t>
-      </w:r>
-    </w:p>
-    <w:p>
-      <w:pPr>
-        <w:pStyle w:val="Normal"/>
-        <w:bidi w:val="0"/>
-        <w:jc w:val="left"/>
-        <w:rPr/>
-      </w:pPr>
-      <w:r>
-        <w:rPr/>
-      </w:r>
-    </w:p>
-    <w:p>
-      <w:pPr>
-        <w:pStyle w:val="Normal"/>
-        <w:numPr>
-          <w:ilvl w:val="0"/>
-          <w:numId w:val="7"/>
-        </w:numPr>
-        <w:bidi w:val="0"/>
-        <w:jc w:val="both"/>
-        <w:rPr/>
-      </w:pPr>
-      <w:r>
-        <w:rPr/>
-        <w:t>Edit the PREVIOUS date to reflect the date of the Excel sheet, which can be today or earlier</w:t>
-      </w:r>
-    </w:p>
-    <w:p>
-      <w:pPr>
-        <w:pStyle w:val="Normal"/>
-        <w:numPr>
-          <w:ilvl w:val="0"/>
-          <w:numId w:val="7"/>
-        </w:numPr>
-        <w:bidi w:val="0"/>
-        <w:jc w:val="both"/>
-        <w:rPr/>
-      </w:pPr>
-      <w:r>
-        <w:rPr/>
-        <w:t>Save the file</w:t>
-      </w:r>
-    </w:p>
-    <w:p>
-      <w:pPr>
-        <w:pStyle w:val="PreformattedText"/>
-        <w:numPr>
-          <w:ilvl w:val="0"/>
-          <w:numId w:val="7"/>
+        <w:numPr>
+          <w:ilvl w:val="0"/>
+          <w:numId w:val="6"/>
         </w:numPr>
         <w:bidi w:val="0"/>
         <w:jc w:val="both"/>
@@ -1071,7 +1123,7 @@
         <w:pStyle w:val="PreformattedText"/>
         <w:numPr>
           <w:ilvl w:val="0"/>
-          <w:numId w:val="8"/>
+          <w:numId w:val="7"/>
         </w:numPr>
         <w:bidi w:val="0"/>
         <w:jc w:val="left"/>
@@ -1087,7 +1139,7 @@
         <w:pStyle w:val="PreformattedText"/>
         <w:numPr>
           <w:ilvl w:val="0"/>
-          <w:numId w:val="8"/>
+          <w:numId w:val="7"/>
         </w:numPr>
         <w:bidi w:val="0"/>
         <w:jc w:val="left"/>
@@ -1103,7 +1155,7 @@
         <w:pStyle w:val="PreformattedText"/>
         <w:numPr>
           <w:ilvl w:val="0"/>
-          <w:numId w:val="8"/>
+          <w:numId w:val="7"/>
         </w:numPr>
         <w:bidi w:val="0"/>
         <w:jc w:val="left"/>
@@ -1119,7 +1171,7 @@
         <w:pStyle w:val="PreformattedText"/>
         <w:numPr>
           <w:ilvl w:val="0"/>
-          <w:numId w:val="8"/>
+          <w:numId w:val="7"/>
         </w:numPr>
         <w:bidi w:val="0"/>
         <w:jc w:val="left"/>
@@ -1135,7 +1187,7 @@
         <w:pStyle w:val="PreformattedText"/>
         <w:numPr>
           <w:ilvl w:val="0"/>
-          <w:numId w:val="8"/>
+          <w:numId w:val="7"/>
         </w:numPr>
         <w:bidi w:val="0"/>
         <w:jc w:val="left"/>
@@ -1151,7 +1203,7 @@
         <w:pStyle w:val="PreformattedText"/>
         <w:numPr>
           <w:ilvl w:val="0"/>
-          <w:numId w:val="8"/>
+          <w:numId w:val="7"/>
         </w:numPr>
         <w:bidi w:val="0"/>
         <w:jc w:val="left"/>
@@ -1167,7 +1219,7 @@
         <w:pStyle w:val="PreformattedText"/>
         <w:numPr>
           <w:ilvl w:val="0"/>
-          <w:numId w:val="8"/>
+          <w:numId w:val="7"/>
         </w:numPr>
         <w:bidi w:val="0"/>
         <w:jc w:val="left"/>
@@ -1210,18 +1262,7 @@
           <w:sz w:val="26"/>
           <w:szCs w:val="26"/>
         </w:rPr>
-        <w:t xml:space="preserve">Deploy to target stage </w:t>
-      </w:r>
-      <w:r>
-        <w:rPr>
-          <w:rFonts w:eastAsia="" w:cs="" w:asciiTheme="majorHAnsi" w:cstheme="majorBidi" w:eastAsiaTheme="majorEastAsia" w:hAnsiTheme="majorHAnsi"/>
-          <w:b w:val="false"/>
-          <w:bCs w:val="false"/>
-          <w:color w:val="2E74B5" w:themeColor="accent1" w:themeShade="bf"/>
-          <w:sz w:val="26"/>
-          <w:szCs w:val="26"/>
-        </w:rPr>
-        <w:t>(DEV, TEST, PROD)</w:t>
+        <w:t>Deploy to target stage (DEV, TEST, PROD)</w:t>
       </w:r>
     </w:p>
     <w:p>
@@ -1229,7 +1270,7 @@
         <w:pStyle w:val="ListParagraph"/>
         <w:numPr>
           <w:ilvl w:val="0"/>
-          <w:numId w:val="9"/>
+          <w:numId w:val="8"/>
         </w:numPr>
         <w:bidi w:val="0"/>
         <w:spacing w:lineRule="auto" w:line="259" w:beforeAutospacing="0" w:before="0" w:afterAutospacing="0" w:after="0"/>
@@ -1260,7 +1301,7 @@
         <w:pStyle w:val="ListParagraph"/>
         <w:numPr>
           <w:ilvl w:val="0"/>
-          <w:numId w:val="9"/>
+          <w:numId w:val="8"/>
         </w:numPr>
         <w:bidi w:val="0"/>
         <w:spacing w:lineRule="auto" w:line="259" w:beforeAutospacing="0" w:before="0" w:afterAutospacing="0" w:after="0"/>
@@ -1291,7 +1332,7 @@
         <w:pStyle w:val="ListParagraph"/>
         <w:numPr>
           <w:ilvl w:val="0"/>
-          <w:numId w:val="9"/>
+          <w:numId w:val="8"/>
         </w:numPr>
         <w:bidi w:val="0"/>
         <w:spacing w:lineRule="auto" w:line="259" w:beforeAutospacing="0" w:before="0" w:afterAutospacing="0" w:after="0"/>
@@ -1359,6 +1400,7 @@
         </w:tabs>
         <w:ind w:left="0" w:hanging="0"/>
       </w:pPr>
+      <w:rPr/>
     </w:lvl>
     <w:lvl w:ilvl="1">
       <w:start w:val="1"/>
@@ -1372,6 +1414,7 @@
         </w:tabs>
         <w:ind w:left="0" w:hanging="0"/>
       </w:pPr>
+      <w:rPr/>
     </w:lvl>
     <w:lvl w:ilvl="2">
       <w:start w:val="1"/>
@@ -1385,6 +1428,7 @@
         </w:tabs>
         <w:ind w:left="0" w:hanging="0"/>
       </w:pPr>
+      <w:rPr/>
     </w:lvl>
     <w:lvl w:ilvl="3">
       <w:start w:val="1"/>
@@ -1398,6 +1442,7 @@
         </w:tabs>
         <w:ind w:left="0" w:hanging="0"/>
       </w:pPr>
+      <w:rPr/>
     </w:lvl>
     <w:lvl w:ilvl="4">
       <w:start w:val="1"/>
@@ -1411,6 +1456,7 @@
         </w:tabs>
         <w:ind w:left="0" w:hanging="0"/>
       </w:pPr>
+      <w:rPr/>
     </w:lvl>
     <w:lvl w:ilvl="5">
       <w:start w:val="1"/>
@@ -1424,6 +1470,7 @@
         </w:tabs>
         <w:ind w:left="0" w:hanging="0"/>
       </w:pPr>
+      <w:rPr/>
     </w:lvl>
     <w:lvl w:ilvl="6">
       <w:start w:val="1"/>
@@ -1437,6 +1484,7 @@
         </w:tabs>
         <w:ind w:left="0" w:hanging="0"/>
       </w:pPr>
+      <w:rPr/>
     </w:lvl>
     <w:lvl w:ilvl="7">
       <w:start w:val="1"/>
@@ -1450,6 +1498,7 @@
         </w:tabs>
         <w:ind w:left="0" w:hanging="0"/>
       </w:pPr>
+      <w:rPr/>
     </w:lvl>
     <w:lvl w:ilvl="8">
       <w:start w:val="1"/>
@@ -1463,11 +1512,971 @@
         </w:tabs>
         <w:ind w:left="0" w:hanging="0"/>
       </w:pPr>
+      <w:rPr/>
     </w:lvl>
   </w:abstractNum>
   <w:abstractNum w:abstractNumId="2">
     <w:lvl w:ilvl="0">
       <w:start w:val="1"/>
+      <w:numFmt w:val="bullet"/>
+      <w:lvlText w:val=""/>
+      <w:lvlJc w:val="left"/>
+      <w:pPr>
+        <w:tabs>
+          <w:tab w:val="num" w:pos="720"/>
+        </w:tabs>
+        <w:ind w:left="720" w:hanging="360"/>
+      </w:pPr>
+      <w:rPr>
+        <w:rFonts w:ascii="Symbol" w:hAnsi="Symbol" w:cs="Symbol" w:hint="default"/>
+      </w:rPr>
+    </w:lvl>
+    <w:lvl w:ilvl="1">
+      <w:start w:val="1"/>
+      <w:numFmt w:val="bullet"/>
+      <w:lvlText w:val="◦"/>
+      <w:lvlJc w:val="left"/>
+      <w:pPr>
+        <w:tabs>
+          <w:tab w:val="num" w:pos="1080"/>
+        </w:tabs>
+        <w:ind w:left="1080" w:hanging="360"/>
+      </w:pPr>
+      <w:rPr>
+        <w:rFonts w:ascii="OpenSymbol" w:hAnsi="OpenSymbol" w:cs="OpenSymbol" w:hint="default"/>
+      </w:rPr>
+    </w:lvl>
+    <w:lvl w:ilvl="2">
+      <w:start w:val="1"/>
+      <w:numFmt w:val="bullet"/>
+      <w:lvlText w:val="▪"/>
+      <w:lvlJc w:val="left"/>
+      <w:pPr>
+        <w:tabs>
+          <w:tab w:val="num" w:pos="1440"/>
+        </w:tabs>
+        <w:ind w:left="1440" w:hanging="360"/>
+      </w:pPr>
+      <w:rPr>
+        <w:rFonts w:ascii="OpenSymbol" w:hAnsi="OpenSymbol" w:cs="OpenSymbol" w:hint="default"/>
+      </w:rPr>
+    </w:lvl>
+    <w:lvl w:ilvl="3">
+      <w:start w:val="1"/>
+      <w:numFmt w:val="bullet"/>
+      <w:lvlText w:val=""/>
+      <w:lvlJc w:val="left"/>
+      <w:pPr>
+        <w:tabs>
+          <w:tab w:val="num" w:pos="1800"/>
+        </w:tabs>
+        <w:ind w:left="1800" w:hanging="360"/>
+      </w:pPr>
+      <w:rPr>
+        <w:rFonts w:ascii="Symbol" w:hAnsi="Symbol" w:cs="Symbol" w:hint="default"/>
+      </w:rPr>
+    </w:lvl>
+    <w:lvl w:ilvl="4">
+      <w:start w:val="1"/>
+      <w:numFmt w:val="bullet"/>
+      <w:lvlText w:val="◦"/>
+      <w:lvlJc w:val="left"/>
+      <w:pPr>
+        <w:tabs>
+          <w:tab w:val="num" w:pos="2160"/>
+        </w:tabs>
+        <w:ind w:left="2160" w:hanging="360"/>
+      </w:pPr>
+      <w:rPr>
+        <w:rFonts w:ascii="OpenSymbol" w:hAnsi="OpenSymbol" w:cs="OpenSymbol" w:hint="default"/>
+      </w:rPr>
+    </w:lvl>
+    <w:lvl w:ilvl="5">
+      <w:start w:val="1"/>
+      <w:numFmt w:val="bullet"/>
+      <w:lvlText w:val="▪"/>
+      <w:lvlJc w:val="left"/>
+      <w:pPr>
+        <w:tabs>
+          <w:tab w:val="num" w:pos="2520"/>
+        </w:tabs>
+        <w:ind w:left="2520" w:hanging="360"/>
+      </w:pPr>
+      <w:rPr>
+        <w:rFonts w:ascii="OpenSymbol" w:hAnsi="OpenSymbol" w:cs="OpenSymbol" w:hint="default"/>
+      </w:rPr>
+    </w:lvl>
+    <w:lvl w:ilvl="6">
+      <w:start w:val="1"/>
+      <w:numFmt w:val="bullet"/>
+      <w:lvlText w:val=""/>
+      <w:lvlJc w:val="left"/>
+      <w:pPr>
+        <w:tabs>
+          <w:tab w:val="num" w:pos="2880"/>
+        </w:tabs>
+        <w:ind w:left="2880" w:hanging="360"/>
+      </w:pPr>
+      <w:rPr>
+        <w:rFonts w:ascii="Symbol" w:hAnsi="Symbol" w:cs="Symbol" w:hint="default"/>
+      </w:rPr>
+    </w:lvl>
+    <w:lvl w:ilvl="7">
+      <w:start w:val="1"/>
+      <w:numFmt w:val="bullet"/>
+      <w:lvlText w:val="◦"/>
+      <w:lvlJc w:val="left"/>
+      <w:pPr>
+        <w:tabs>
+          <w:tab w:val="num" w:pos="3240"/>
+        </w:tabs>
+        <w:ind w:left="3240" w:hanging="360"/>
+      </w:pPr>
+      <w:rPr>
+        <w:rFonts w:ascii="OpenSymbol" w:hAnsi="OpenSymbol" w:cs="OpenSymbol" w:hint="default"/>
+      </w:rPr>
+    </w:lvl>
+    <w:lvl w:ilvl="8">
+      <w:start w:val="1"/>
+      <w:numFmt w:val="bullet"/>
+      <w:lvlText w:val="▪"/>
+      <w:lvlJc w:val="left"/>
+      <w:pPr>
+        <w:tabs>
+          <w:tab w:val="num" w:pos="3600"/>
+        </w:tabs>
+        <w:ind w:left="3600" w:hanging="360"/>
+      </w:pPr>
+      <w:rPr>
+        <w:rFonts w:ascii="OpenSymbol" w:hAnsi="OpenSymbol" w:cs="OpenSymbol" w:hint="default"/>
+      </w:rPr>
+    </w:lvl>
+  </w:abstractNum>
+  <w:abstractNum w:abstractNumId="3">
+    <w:lvl w:ilvl="0">
+      <w:start w:val="1"/>
+      <w:numFmt w:val="bullet"/>
+      <w:lvlText w:val=""/>
+      <w:lvlJc w:val="left"/>
+      <w:pPr>
+        <w:tabs>
+          <w:tab w:val="num" w:pos="720"/>
+        </w:tabs>
+        <w:ind w:left="720" w:hanging="360"/>
+      </w:pPr>
+      <w:rPr>
+        <w:rFonts w:ascii="Symbol" w:hAnsi="Symbol" w:cs="Symbol" w:hint="default"/>
+      </w:rPr>
+    </w:lvl>
+    <w:lvl w:ilvl="1">
+      <w:start w:val="1"/>
+      <w:numFmt w:val="bullet"/>
+      <w:lvlText w:val="◦"/>
+      <w:lvlJc w:val="left"/>
+      <w:pPr>
+        <w:tabs>
+          <w:tab w:val="num" w:pos="1080"/>
+        </w:tabs>
+        <w:ind w:left="1080" w:hanging="360"/>
+      </w:pPr>
+      <w:rPr>
+        <w:rFonts w:ascii="OpenSymbol" w:hAnsi="OpenSymbol" w:cs="OpenSymbol" w:hint="default"/>
+      </w:rPr>
+    </w:lvl>
+    <w:lvl w:ilvl="2">
+      <w:start w:val="1"/>
+      <w:numFmt w:val="bullet"/>
+      <w:lvlText w:val="▪"/>
+      <w:lvlJc w:val="left"/>
+      <w:pPr>
+        <w:tabs>
+          <w:tab w:val="num" w:pos="1440"/>
+        </w:tabs>
+        <w:ind w:left="1440" w:hanging="360"/>
+      </w:pPr>
+      <w:rPr>
+        <w:rFonts w:ascii="OpenSymbol" w:hAnsi="OpenSymbol" w:cs="OpenSymbol" w:hint="default"/>
+      </w:rPr>
+    </w:lvl>
+    <w:lvl w:ilvl="3">
+      <w:start w:val="1"/>
+      <w:numFmt w:val="bullet"/>
+      <w:lvlText w:val=""/>
+      <w:lvlJc w:val="left"/>
+      <w:pPr>
+        <w:tabs>
+          <w:tab w:val="num" w:pos="1800"/>
+        </w:tabs>
+        <w:ind w:left="1800" w:hanging="360"/>
+      </w:pPr>
+      <w:rPr>
+        <w:rFonts w:ascii="Symbol" w:hAnsi="Symbol" w:cs="Symbol" w:hint="default"/>
+      </w:rPr>
+    </w:lvl>
+    <w:lvl w:ilvl="4">
+      <w:start w:val="1"/>
+      <w:numFmt w:val="bullet"/>
+      <w:lvlText w:val="◦"/>
+      <w:lvlJc w:val="left"/>
+      <w:pPr>
+        <w:tabs>
+          <w:tab w:val="num" w:pos="2160"/>
+        </w:tabs>
+        <w:ind w:left="2160" w:hanging="360"/>
+      </w:pPr>
+      <w:rPr>
+        <w:rFonts w:ascii="OpenSymbol" w:hAnsi="OpenSymbol" w:cs="OpenSymbol" w:hint="default"/>
+      </w:rPr>
+    </w:lvl>
+    <w:lvl w:ilvl="5">
+      <w:start w:val="1"/>
+      <w:numFmt w:val="bullet"/>
+      <w:lvlText w:val="▪"/>
+      <w:lvlJc w:val="left"/>
+      <w:pPr>
+        <w:tabs>
+          <w:tab w:val="num" w:pos="2520"/>
+        </w:tabs>
+        <w:ind w:left="2520" w:hanging="360"/>
+      </w:pPr>
+      <w:rPr>
+        <w:rFonts w:ascii="OpenSymbol" w:hAnsi="OpenSymbol" w:cs="OpenSymbol" w:hint="default"/>
+      </w:rPr>
+    </w:lvl>
+    <w:lvl w:ilvl="6">
+      <w:start w:val="1"/>
+      <w:numFmt w:val="bullet"/>
+      <w:lvlText w:val=""/>
+      <w:lvlJc w:val="left"/>
+      <w:pPr>
+        <w:tabs>
+          <w:tab w:val="num" w:pos="2880"/>
+        </w:tabs>
+        <w:ind w:left="2880" w:hanging="360"/>
+      </w:pPr>
+      <w:rPr>
+        <w:rFonts w:ascii="Symbol" w:hAnsi="Symbol" w:cs="Symbol" w:hint="default"/>
+      </w:rPr>
+    </w:lvl>
+    <w:lvl w:ilvl="7">
+      <w:start w:val="1"/>
+      <w:numFmt w:val="bullet"/>
+      <w:lvlText w:val="◦"/>
+      <w:lvlJc w:val="left"/>
+      <w:pPr>
+        <w:tabs>
+          <w:tab w:val="num" w:pos="3240"/>
+        </w:tabs>
+        <w:ind w:left="3240" w:hanging="360"/>
+      </w:pPr>
+      <w:rPr>
+        <w:rFonts w:ascii="OpenSymbol" w:hAnsi="OpenSymbol" w:cs="OpenSymbol" w:hint="default"/>
+      </w:rPr>
+    </w:lvl>
+    <w:lvl w:ilvl="8">
+      <w:start w:val="1"/>
+      <w:numFmt w:val="bullet"/>
+      <w:lvlText w:val="▪"/>
+      <w:lvlJc w:val="left"/>
+      <w:pPr>
+        <w:tabs>
+          <w:tab w:val="num" w:pos="3600"/>
+        </w:tabs>
+        <w:ind w:left="3600" w:hanging="360"/>
+      </w:pPr>
+      <w:rPr>
+        <w:rFonts w:ascii="OpenSymbol" w:hAnsi="OpenSymbol" w:cs="OpenSymbol" w:hint="default"/>
+      </w:rPr>
+    </w:lvl>
+  </w:abstractNum>
+  <w:abstractNum w:abstractNumId="4">
+    <w:lvl w:ilvl="0">
+      <w:start w:val="1"/>
+      <w:numFmt w:val="bullet"/>
+      <w:lvlText w:val=""/>
+      <w:lvlJc w:val="left"/>
+      <w:pPr>
+        <w:tabs>
+          <w:tab w:val="num" w:pos="720"/>
+        </w:tabs>
+        <w:ind w:left="720" w:hanging="360"/>
+      </w:pPr>
+      <w:rPr>
+        <w:rFonts w:ascii="Symbol" w:hAnsi="Symbol" w:cs="Symbol" w:hint="default"/>
+      </w:rPr>
+    </w:lvl>
+    <w:lvl w:ilvl="1">
+      <w:start w:val="1"/>
+      <w:numFmt w:val="bullet"/>
+      <w:lvlText w:val="◦"/>
+      <w:lvlJc w:val="left"/>
+      <w:pPr>
+        <w:tabs>
+          <w:tab w:val="num" w:pos="1080"/>
+        </w:tabs>
+        <w:ind w:left="1080" w:hanging="360"/>
+      </w:pPr>
+      <w:rPr>
+        <w:rFonts w:ascii="OpenSymbol" w:hAnsi="OpenSymbol" w:cs="OpenSymbol" w:hint="default"/>
+      </w:rPr>
+    </w:lvl>
+    <w:lvl w:ilvl="2">
+      <w:start w:val="1"/>
+      <w:numFmt w:val="bullet"/>
+      <w:lvlText w:val="▪"/>
+      <w:lvlJc w:val="left"/>
+      <w:pPr>
+        <w:tabs>
+          <w:tab w:val="num" w:pos="1440"/>
+        </w:tabs>
+        <w:ind w:left="1440" w:hanging="360"/>
+      </w:pPr>
+      <w:rPr>
+        <w:rFonts w:ascii="OpenSymbol" w:hAnsi="OpenSymbol" w:cs="OpenSymbol" w:hint="default"/>
+      </w:rPr>
+    </w:lvl>
+    <w:lvl w:ilvl="3">
+      <w:start w:val="1"/>
+      <w:numFmt w:val="bullet"/>
+      <w:lvlText w:val=""/>
+      <w:lvlJc w:val="left"/>
+      <w:pPr>
+        <w:tabs>
+          <w:tab w:val="num" w:pos="1800"/>
+        </w:tabs>
+        <w:ind w:left="1800" w:hanging="360"/>
+      </w:pPr>
+      <w:rPr>
+        <w:rFonts w:ascii="Symbol" w:hAnsi="Symbol" w:cs="Symbol" w:hint="default"/>
+      </w:rPr>
+    </w:lvl>
+    <w:lvl w:ilvl="4">
+      <w:start w:val="1"/>
+      <w:numFmt w:val="bullet"/>
+      <w:lvlText w:val="◦"/>
+      <w:lvlJc w:val="left"/>
+      <w:pPr>
+        <w:tabs>
+          <w:tab w:val="num" w:pos="2160"/>
+        </w:tabs>
+        <w:ind w:left="2160" w:hanging="360"/>
+      </w:pPr>
+      <w:rPr>
+        <w:rFonts w:ascii="OpenSymbol" w:hAnsi="OpenSymbol" w:cs="OpenSymbol" w:hint="default"/>
+      </w:rPr>
+    </w:lvl>
+    <w:lvl w:ilvl="5">
+      <w:start w:val="1"/>
+      <w:numFmt w:val="bullet"/>
+      <w:lvlText w:val="▪"/>
+      <w:lvlJc w:val="left"/>
+      <w:pPr>
+        <w:tabs>
+          <w:tab w:val="num" w:pos="2520"/>
+        </w:tabs>
+        <w:ind w:left="2520" w:hanging="360"/>
+      </w:pPr>
+      <w:rPr>
+        <w:rFonts w:ascii="OpenSymbol" w:hAnsi="OpenSymbol" w:cs="OpenSymbol" w:hint="default"/>
+      </w:rPr>
+    </w:lvl>
+    <w:lvl w:ilvl="6">
+      <w:start w:val="1"/>
+      <w:numFmt w:val="bullet"/>
+      <w:lvlText w:val=""/>
+      <w:lvlJc w:val="left"/>
+      <w:pPr>
+        <w:tabs>
+          <w:tab w:val="num" w:pos="2880"/>
+        </w:tabs>
+        <w:ind w:left="2880" w:hanging="360"/>
+      </w:pPr>
+      <w:rPr>
+        <w:rFonts w:ascii="Symbol" w:hAnsi="Symbol" w:cs="Symbol" w:hint="default"/>
+      </w:rPr>
+    </w:lvl>
+    <w:lvl w:ilvl="7">
+      <w:start w:val="1"/>
+      <w:numFmt w:val="bullet"/>
+      <w:lvlText w:val="◦"/>
+      <w:lvlJc w:val="left"/>
+      <w:pPr>
+        <w:tabs>
+          <w:tab w:val="num" w:pos="3240"/>
+        </w:tabs>
+        <w:ind w:left="3240" w:hanging="360"/>
+      </w:pPr>
+      <w:rPr>
+        <w:rFonts w:ascii="OpenSymbol" w:hAnsi="OpenSymbol" w:cs="OpenSymbol" w:hint="default"/>
+      </w:rPr>
+    </w:lvl>
+    <w:lvl w:ilvl="8">
+      <w:start w:val="1"/>
+      <w:numFmt w:val="bullet"/>
+      <w:lvlText w:val="▪"/>
+      <w:lvlJc w:val="left"/>
+      <w:pPr>
+        <w:tabs>
+          <w:tab w:val="num" w:pos="3600"/>
+        </w:tabs>
+        <w:ind w:left="3600" w:hanging="360"/>
+      </w:pPr>
+      <w:rPr>
+        <w:rFonts w:ascii="OpenSymbol" w:hAnsi="OpenSymbol" w:cs="OpenSymbol" w:hint="default"/>
+      </w:rPr>
+    </w:lvl>
+  </w:abstractNum>
+  <w:abstractNum w:abstractNumId="5">
+    <w:lvl w:ilvl="0">
+      <w:start w:val="1"/>
+      <w:numFmt w:val="bullet"/>
+      <w:lvlText w:val=""/>
+      <w:lvlJc w:val="left"/>
+      <w:pPr>
+        <w:tabs>
+          <w:tab w:val="num" w:pos="720"/>
+        </w:tabs>
+        <w:ind w:left="720" w:hanging="360"/>
+      </w:pPr>
+      <w:rPr>
+        <w:rFonts w:ascii="Symbol" w:hAnsi="Symbol" w:cs="Symbol" w:hint="default"/>
+      </w:rPr>
+    </w:lvl>
+    <w:lvl w:ilvl="1">
+      <w:start w:val="1"/>
+      <w:numFmt w:val="bullet"/>
+      <w:lvlText w:val="◦"/>
+      <w:lvlJc w:val="left"/>
+      <w:pPr>
+        <w:tabs>
+          <w:tab w:val="num" w:pos="1080"/>
+        </w:tabs>
+        <w:ind w:left="1080" w:hanging="360"/>
+      </w:pPr>
+      <w:rPr>
+        <w:rFonts w:ascii="OpenSymbol" w:hAnsi="OpenSymbol" w:cs="OpenSymbol" w:hint="default"/>
+      </w:rPr>
+    </w:lvl>
+    <w:lvl w:ilvl="2">
+      <w:start w:val="1"/>
+      <w:numFmt w:val="bullet"/>
+      <w:lvlText w:val="▪"/>
+      <w:lvlJc w:val="left"/>
+      <w:pPr>
+        <w:tabs>
+          <w:tab w:val="num" w:pos="1440"/>
+        </w:tabs>
+        <w:ind w:left="1440" w:hanging="360"/>
+      </w:pPr>
+      <w:rPr>
+        <w:rFonts w:ascii="OpenSymbol" w:hAnsi="OpenSymbol" w:cs="OpenSymbol" w:hint="default"/>
+      </w:rPr>
+    </w:lvl>
+    <w:lvl w:ilvl="3">
+      <w:start w:val="1"/>
+      <w:numFmt w:val="bullet"/>
+      <w:lvlText w:val=""/>
+      <w:lvlJc w:val="left"/>
+      <w:pPr>
+        <w:tabs>
+          <w:tab w:val="num" w:pos="1800"/>
+        </w:tabs>
+        <w:ind w:left="1800" w:hanging="360"/>
+      </w:pPr>
+      <w:rPr>
+        <w:rFonts w:ascii="Symbol" w:hAnsi="Symbol" w:cs="Symbol" w:hint="default"/>
+      </w:rPr>
+    </w:lvl>
+    <w:lvl w:ilvl="4">
+      <w:start w:val="1"/>
+      <w:numFmt w:val="bullet"/>
+      <w:lvlText w:val="◦"/>
+      <w:lvlJc w:val="left"/>
+      <w:pPr>
+        <w:tabs>
+          <w:tab w:val="num" w:pos="2160"/>
+        </w:tabs>
+        <w:ind w:left="2160" w:hanging="360"/>
+      </w:pPr>
+      <w:rPr>
+        <w:rFonts w:ascii="OpenSymbol" w:hAnsi="OpenSymbol" w:cs="OpenSymbol" w:hint="default"/>
+      </w:rPr>
+    </w:lvl>
+    <w:lvl w:ilvl="5">
+      <w:start w:val="1"/>
+      <w:numFmt w:val="bullet"/>
+      <w:lvlText w:val="▪"/>
+      <w:lvlJc w:val="left"/>
+      <w:pPr>
+        <w:tabs>
+          <w:tab w:val="num" w:pos="2520"/>
+        </w:tabs>
+        <w:ind w:left="2520" w:hanging="360"/>
+      </w:pPr>
+      <w:rPr>
+        <w:rFonts w:ascii="OpenSymbol" w:hAnsi="OpenSymbol" w:cs="OpenSymbol" w:hint="default"/>
+      </w:rPr>
+    </w:lvl>
+    <w:lvl w:ilvl="6">
+      <w:start w:val="1"/>
+      <w:numFmt w:val="bullet"/>
+      <w:lvlText w:val=""/>
+      <w:lvlJc w:val="left"/>
+      <w:pPr>
+        <w:tabs>
+          <w:tab w:val="num" w:pos="2880"/>
+        </w:tabs>
+        <w:ind w:left="2880" w:hanging="360"/>
+      </w:pPr>
+      <w:rPr>
+        <w:rFonts w:ascii="Symbol" w:hAnsi="Symbol" w:cs="Symbol" w:hint="default"/>
+      </w:rPr>
+    </w:lvl>
+    <w:lvl w:ilvl="7">
+      <w:start w:val="1"/>
+      <w:numFmt w:val="bullet"/>
+      <w:lvlText w:val="◦"/>
+      <w:lvlJc w:val="left"/>
+      <w:pPr>
+        <w:tabs>
+          <w:tab w:val="num" w:pos="3240"/>
+        </w:tabs>
+        <w:ind w:left="3240" w:hanging="360"/>
+      </w:pPr>
+      <w:rPr>
+        <w:rFonts w:ascii="OpenSymbol" w:hAnsi="OpenSymbol" w:cs="OpenSymbol" w:hint="default"/>
+      </w:rPr>
+    </w:lvl>
+    <w:lvl w:ilvl="8">
+      <w:start w:val="1"/>
+      <w:numFmt w:val="bullet"/>
+      <w:lvlText w:val="▪"/>
+      <w:lvlJc w:val="left"/>
+      <w:pPr>
+        <w:tabs>
+          <w:tab w:val="num" w:pos="3600"/>
+        </w:tabs>
+        <w:ind w:left="3600" w:hanging="360"/>
+      </w:pPr>
+      <w:rPr>
+        <w:rFonts w:ascii="OpenSymbol" w:hAnsi="OpenSymbol" w:cs="OpenSymbol" w:hint="default"/>
+      </w:rPr>
+    </w:lvl>
+  </w:abstractNum>
+  <w:abstractNum w:abstractNumId="6">
+    <w:lvl w:ilvl="0">
+      <w:start w:val="1"/>
+      <w:numFmt w:val="bullet"/>
+      <w:lvlText w:val=""/>
+      <w:lvlJc w:val="left"/>
+      <w:pPr>
+        <w:tabs>
+          <w:tab w:val="num" w:pos="720"/>
+        </w:tabs>
+        <w:ind w:left="720" w:hanging="360"/>
+      </w:pPr>
+      <w:rPr>
+        <w:rFonts w:ascii="Symbol" w:hAnsi="Symbol" w:cs="Symbol" w:hint="default"/>
+      </w:rPr>
+    </w:lvl>
+    <w:lvl w:ilvl="1">
+      <w:start w:val="1"/>
+      <w:numFmt w:val="bullet"/>
+      <w:lvlText w:val="◦"/>
+      <w:lvlJc w:val="left"/>
+      <w:pPr>
+        <w:tabs>
+          <w:tab w:val="num" w:pos="1080"/>
+        </w:tabs>
+        <w:ind w:left="1080" w:hanging="360"/>
+      </w:pPr>
+      <w:rPr>
+        <w:rFonts w:ascii="OpenSymbol" w:hAnsi="OpenSymbol" w:cs="OpenSymbol" w:hint="default"/>
+      </w:rPr>
+    </w:lvl>
+    <w:lvl w:ilvl="2">
+      <w:start w:val="1"/>
+      <w:numFmt w:val="bullet"/>
+      <w:lvlText w:val="▪"/>
+      <w:lvlJc w:val="left"/>
+      <w:pPr>
+        <w:tabs>
+          <w:tab w:val="num" w:pos="1440"/>
+        </w:tabs>
+        <w:ind w:left="1440" w:hanging="360"/>
+      </w:pPr>
+      <w:rPr>
+        <w:rFonts w:ascii="OpenSymbol" w:hAnsi="OpenSymbol" w:cs="OpenSymbol" w:hint="default"/>
+      </w:rPr>
+    </w:lvl>
+    <w:lvl w:ilvl="3">
+      <w:start w:val="1"/>
+      <w:numFmt w:val="bullet"/>
+      <w:lvlText w:val=""/>
+      <w:lvlJc w:val="left"/>
+      <w:pPr>
+        <w:tabs>
+          <w:tab w:val="num" w:pos="1800"/>
+        </w:tabs>
+        <w:ind w:left="1800" w:hanging="360"/>
+      </w:pPr>
+      <w:rPr>
+        <w:rFonts w:ascii="Symbol" w:hAnsi="Symbol" w:cs="Symbol" w:hint="default"/>
+      </w:rPr>
+    </w:lvl>
+    <w:lvl w:ilvl="4">
+      <w:start w:val="1"/>
+      <w:numFmt w:val="bullet"/>
+      <w:lvlText w:val="◦"/>
+      <w:lvlJc w:val="left"/>
+      <w:pPr>
+        <w:tabs>
+          <w:tab w:val="num" w:pos="2160"/>
+        </w:tabs>
+        <w:ind w:left="2160" w:hanging="360"/>
+      </w:pPr>
+      <w:rPr>
+        <w:rFonts w:ascii="OpenSymbol" w:hAnsi="OpenSymbol" w:cs="OpenSymbol" w:hint="default"/>
+      </w:rPr>
+    </w:lvl>
+    <w:lvl w:ilvl="5">
+      <w:start w:val="1"/>
+      <w:numFmt w:val="bullet"/>
+      <w:lvlText w:val="▪"/>
+      <w:lvlJc w:val="left"/>
+      <w:pPr>
+        <w:tabs>
+          <w:tab w:val="num" w:pos="2520"/>
+        </w:tabs>
+        <w:ind w:left="2520" w:hanging="360"/>
+      </w:pPr>
+      <w:rPr>
+        <w:rFonts w:ascii="OpenSymbol" w:hAnsi="OpenSymbol" w:cs="OpenSymbol" w:hint="default"/>
+      </w:rPr>
+    </w:lvl>
+    <w:lvl w:ilvl="6">
+      <w:start w:val="1"/>
+      <w:numFmt w:val="bullet"/>
+      <w:lvlText w:val=""/>
+      <w:lvlJc w:val="left"/>
+      <w:pPr>
+        <w:tabs>
+          <w:tab w:val="num" w:pos="2880"/>
+        </w:tabs>
+        <w:ind w:left="2880" w:hanging="360"/>
+      </w:pPr>
+      <w:rPr>
+        <w:rFonts w:ascii="Symbol" w:hAnsi="Symbol" w:cs="Symbol" w:hint="default"/>
+      </w:rPr>
+    </w:lvl>
+    <w:lvl w:ilvl="7">
+      <w:start w:val="1"/>
+      <w:numFmt w:val="bullet"/>
+      <w:lvlText w:val="◦"/>
+      <w:lvlJc w:val="left"/>
+      <w:pPr>
+        <w:tabs>
+          <w:tab w:val="num" w:pos="3240"/>
+        </w:tabs>
+        <w:ind w:left="3240" w:hanging="360"/>
+      </w:pPr>
+      <w:rPr>
+        <w:rFonts w:ascii="OpenSymbol" w:hAnsi="OpenSymbol" w:cs="OpenSymbol" w:hint="default"/>
+      </w:rPr>
+    </w:lvl>
+    <w:lvl w:ilvl="8">
+      <w:start w:val="1"/>
+      <w:numFmt w:val="bullet"/>
+      <w:lvlText w:val="▪"/>
+      <w:lvlJc w:val="left"/>
+      <w:pPr>
+        <w:tabs>
+          <w:tab w:val="num" w:pos="3600"/>
+        </w:tabs>
+        <w:ind w:left="3600" w:hanging="360"/>
+      </w:pPr>
+      <w:rPr>
+        <w:rFonts w:ascii="OpenSymbol" w:hAnsi="OpenSymbol" w:cs="OpenSymbol" w:hint="default"/>
+      </w:rPr>
+    </w:lvl>
+  </w:abstractNum>
+  <w:abstractNum w:abstractNumId="7">
+    <w:lvl w:ilvl="0">
+      <w:start w:val="1"/>
+      <w:numFmt w:val="bullet"/>
+      <w:lvlText w:val=""/>
+      <w:lvlJc w:val="left"/>
+      <w:pPr>
+        <w:tabs>
+          <w:tab w:val="num" w:pos="720"/>
+        </w:tabs>
+        <w:ind w:left="720" w:hanging="360"/>
+      </w:pPr>
+      <w:rPr>
+        <w:rFonts w:ascii="Symbol" w:hAnsi="Symbol" w:cs="Symbol" w:hint="default"/>
+      </w:rPr>
+    </w:lvl>
+    <w:lvl w:ilvl="1">
+      <w:start w:val="1"/>
+      <w:numFmt w:val="bullet"/>
+      <w:lvlText w:val="◦"/>
+      <w:lvlJc w:val="left"/>
+      <w:pPr>
+        <w:tabs>
+          <w:tab w:val="num" w:pos="1080"/>
+        </w:tabs>
+        <w:ind w:left="1080" w:hanging="360"/>
+      </w:pPr>
+      <w:rPr>
+        <w:rFonts w:ascii="OpenSymbol" w:hAnsi="OpenSymbol" w:cs="OpenSymbol" w:hint="default"/>
+      </w:rPr>
+    </w:lvl>
+    <w:lvl w:ilvl="2">
+      <w:start w:val="1"/>
+      <w:numFmt w:val="bullet"/>
+      <w:lvlText w:val="▪"/>
+      <w:lvlJc w:val="left"/>
+      <w:pPr>
+        <w:tabs>
+          <w:tab w:val="num" w:pos="1440"/>
+        </w:tabs>
+        <w:ind w:left="1440" w:hanging="360"/>
+      </w:pPr>
+      <w:rPr>
+        <w:rFonts w:ascii="OpenSymbol" w:hAnsi="OpenSymbol" w:cs="OpenSymbol" w:hint="default"/>
+      </w:rPr>
+    </w:lvl>
+    <w:lvl w:ilvl="3">
+      <w:start w:val="1"/>
+      <w:numFmt w:val="bullet"/>
+      <w:lvlText w:val=""/>
+      <w:lvlJc w:val="left"/>
+      <w:pPr>
+        <w:tabs>
+          <w:tab w:val="num" w:pos="1800"/>
+        </w:tabs>
+        <w:ind w:left="1800" w:hanging="360"/>
+      </w:pPr>
+      <w:rPr>
+        <w:rFonts w:ascii="Symbol" w:hAnsi="Symbol" w:cs="Symbol" w:hint="default"/>
+      </w:rPr>
+    </w:lvl>
+    <w:lvl w:ilvl="4">
+      <w:start w:val="1"/>
+      <w:numFmt w:val="bullet"/>
+      <w:lvlText w:val="◦"/>
+      <w:lvlJc w:val="left"/>
+      <w:pPr>
+        <w:tabs>
+          <w:tab w:val="num" w:pos="2160"/>
+        </w:tabs>
+        <w:ind w:left="2160" w:hanging="360"/>
+      </w:pPr>
+      <w:rPr>
+        <w:rFonts w:ascii="OpenSymbol" w:hAnsi="OpenSymbol" w:cs="OpenSymbol" w:hint="default"/>
+      </w:rPr>
+    </w:lvl>
+    <w:lvl w:ilvl="5">
+      <w:start w:val="1"/>
+      <w:numFmt w:val="bullet"/>
+      <w:lvlText w:val="▪"/>
+      <w:lvlJc w:val="left"/>
+      <w:pPr>
+        <w:tabs>
+          <w:tab w:val="num" w:pos="2520"/>
+        </w:tabs>
+        <w:ind w:left="2520" w:hanging="360"/>
+      </w:pPr>
+      <w:rPr>
+        <w:rFonts w:ascii="OpenSymbol" w:hAnsi="OpenSymbol" w:cs="OpenSymbol" w:hint="default"/>
+      </w:rPr>
+    </w:lvl>
+    <w:lvl w:ilvl="6">
+      <w:start w:val="1"/>
+      <w:numFmt w:val="bullet"/>
+      <w:lvlText w:val=""/>
+      <w:lvlJc w:val="left"/>
+      <w:pPr>
+        <w:tabs>
+          <w:tab w:val="num" w:pos="2880"/>
+        </w:tabs>
+        <w:ind w:left="2880" w:hanging="360"/>
+      </w:pPr>
+      <w:rPr>
+        <w:rFonts w:ascii="Symbol" w:hAnsi="Symbol" w:cs="Symbol" w:hint="default"/>
+      </w:rPr>
+    </w:lvl>
+    <w:lvl w:ilvl="7">
+      <w:start w:val="1"/>
+      <w:numFmt w:val="bullet"/>
+      <w:lvlText w:val="◦"/>
+      <w:lvlJc w:val="left"/>
+      <w:pPr>
+        <w:tabs>
+          <w:tab w:val="num" w:pos="3240"/>
+        </w:tabs>
+        <w:ind w:left="3240" w:hanging="360"/>
+      </w:pPr>
+      <w:rPr>
+        <w:rFonts w:ascii="OpenSymbol" w:hAnsi="OpenSymbol" w:cs="OpenSymbol" w:hint="default"/>
+      </w:rPr>
+    </w:lvl>
+    <w:lvl w:ilvl="8">
+      <w:start w:val="1"/>
+      <w:numFmt w:val="bullet"/>
+      <w:lvlText w:val="▪"/>
+      <w:lvlJc w:val="left"/>
+      <w:pPr>
+        <w:tabs>
+          <w:tab w:val="num" w:pos="3600"/>
+        </w:tabs>
+        <w:ind w:left="3600" w:hanging="360"/>
+      </w:pPr>
+      <w:rPr>
+        <w:rFonts w:ascii="OpenSymbol" w:hAnsi="OpenSymbol" w:cs="OpenSymbol" w:hint="default"/>
+      </w:rPr>
+    </w:lvl>
+  </w:abstractNum>
+  <w:abstractNum w:abstractNumId="8">
+    <w:lvl w:ilvl="0">
+      <w:start w:val="1"/>
+      <w:numFmt w:val="bullet"/>
+      <w:lvlText w:val=""/>
+      <w:lvlJc w:val="left"/>
+      <w:pPr>
+        <w:tabs>
+          <w:tab w:val="num" w:pos="720"/>
+        </w:tabs>
+        <w:ind w:left="720" w:hanging="360"/>
+      </w:pPr>
+      <w:rPr>
+        <w:rFonts w:ascii="Symbol" w:hAnsi="Symbol" w:cs="Symbol" w:hint="default"/>
+      </w:rPr>
+    </w:lvl>
+    <w:lvl w:ilvl="1">
+      <w:start w:val="1"/>
+      <w:numFmt w:val="bullet"/>
+      <w:lvlText w:val="◦"/>
+      <w:lvlJc w:val="left"/>
+      <w:pPr>
+        <w:tabs>
+          <w:tab w:val="num" w:pos="1080"/>
+        </w:tabs>
+        <w:ind w:left="1080" w:hanging="360"/>
+      </w:pPr>
+      <w:rPr>
+        <w:rFonts w:ascii="OpenSymbol" w:hAnsi="OpenSymbol" w:cs="OpenSymbol" w:hint="default"/>
+      </w:rPr>
+    </w:lvl>
+    <w:lvl w:ilvl="2">
+      <w:start w:val="1"/>
+      <w:numFmt w:val="bullet"/>
+      <w:lvlText w:val="▪"/>
+      <w:lvlJc w:val="left"/>
+      <w:pPr>
+        <w:tabs>
+          <w:tab w:val="num" w:pos="1440"/>
+        </w:tabs>
+        <w:ind w:left="1440" w:hanging="360"/>
+      </w:pPr>
+      <w:rPr>
+        <w:rFonts w:ascii="OpenSymbol" w:hAnsi="OpenSymbol" w:cs="OpenSymbol" w:hint="default"/>
+      </w:rPr>
+    </w:lvl>
+    <w:lvl w:ilvl="3">
+      <w:start w:val="1"/>
+      <w:numFmt w:val="bullet"/>
+      <w:lvlText w:val=""/>
+      <w:lvlJc w:val="left"/>
+      <w:pPr>
+        <w:tabs>
+          <w:tab w:val="num" w:pos="1800"/>
+        </w:tabs>
+        <w:ind w:left="1800" w:hanging="360"/>
+      </w:pPr>
+      <w:rPr>
+        <w:rFonts w:ascii="Symbol" w:hAnsi="Symbol" w:cs="Symbol" w:hint="default"/>
+      </w:rPr>
+    </w:lvl>
+    <w:lvl w:ilvl="4">
+      <w:start w:val="1"/>
+      <w:numFmt w:val="bullet"/>
+      <w:lvlText w:val="◦"/>
+      <w:lvlJc w:val="left"/>
+      <w:pPr>
+        <w:tabs>
+          <w:tab w:val="num" w:pos="2160"/>
+        </w:tabs>
+        <w:ind w:left="2160" w:hanging="360"/>
+      </w:pPr>
+      <w:rPr>
+        <w:rFonts w:ascii="OpenSymbol" w:hAnsi="OpenSymbol" w:cs="OpenSymbol" w:hint="default"/>
+      </w:rPr>
+    </w:lvl>
+    <w:lvl w:ilvl="5">
+      <w:start w:val="1"/>
+      <w:numFmt w:val="bullet"/>
+      <w:lvlText w:val="▪"/>
+      <w:lvlJc w:val="left"/>
+      <w:pPr>
+        <w:tabs>
+          <w:tab w:val="num" w:pos="2520"/>
+        </w:tabs>
+        <w:ind w:left="2520" w:hanging="360"/>
+      </w:pPr>
+      <w:rPr>
+        <w:rFonts w:ascii="OpenSymbol" w:hAnsi="OpenSymbol" w:cs="OpenSymbol" w:hint="default"/>
+      </w:rPr>
+    </w:lvl>
+    <w:lvl w:ilvl="6">
+      <w:start w:val="1"/>
+      <w:numFmt w:val="bullet"/>
+      <w:lvlText w:val=""/>
+      <w:lvlJc w:val="left"/>
+      <w:pPr>
+        <w:tabs>
+          <w:tab w:val="num" w:pos="2880"/>
+        </w:tabs>
+        <w:ind w:left="2880" w:hanging="360"/>
+      </w:pPr>
+      <w:rPr>
+        <w:rFonts w:ascii="Symbol" w:hAnsi="Symbol" w:cs="Symbol" w:hint="default"/>
+      </w:rPr>
+    </w:lvl>
+    <w:lvl w:ilvl="7">
+      <w:start w:val="1"/>
+      <w:numFmt w:val="bullet"/>
+      <w:lvlText w:val="◦"/>
+      <w:lvlJc w:val="left"/>
+      <w:pPr>
+        <w:tabs>
+          <w:tab w:val="num" w:pos="3240"/>
+        </w:tabs>
+        <w:ind w:left="3240" w:hanging="360"/>
+      </w:pPr>
+      <w:rPr>
+        <w:rFonts w:ascii="OpenSymbol" w:hAnsi="OpenSymbol" w:cs="OpenSymbol" w:hint="default"/>
+      </w:rPr>
+    </w:lvl>
+    <w:lvl w:ilvl="8">
+      <w:start w:val="1"/>
+      <w:numFmt w:val="bullet"/>
+      <w:lvlText w:val="▪"/>
+      <w:lvlJc w:val="left"/>
+      <w:pPr>
+        <w:tabs>
+          <w:tab w:val="num" w:pos="3600"/>
+        </w:tabs>
+        <w:ind w:left="3600" w:hanging="360"/>
+      </w:pPr>
+      <w:rPr>
+        <w:rFonts w:ascii="OpenSymbol" w:hAnsi="OpenSymbol" w:cs="OpenSymbol" w:hint="default"/>
+      </w:rPr>
+    </w:lvl>
+  </w:abstractNum>
+  <w:abstractNum w:abstractNumId="9">
+    <w:lvl w:ilvl="0">
+      <w:start w:val="1"/>
       <w:numFmt w:val="none"/>
       <w:suff w:val="nothing"/>
       <w:lvlText w:val=""/>
@@ -1478,7 +2487,6 @@
         </w:tabs>
         <w:ind w:left="0" w:hanging="0"/>
       </w:pPr>
-      <w:rPr/>
     </w:lvl>
     <w:lvl w:ilvl="1">
       <w:start w:val="1"/>
@@ -1492,7 +2500,6 @@
         </w:tabs>
         <w:ind w:left="0" w:hanging="0"/>
       </w:pPr>
-      <w:rPr/>
     </w:lvl>
     <w:lvl w:ilvl="2">
       <w:start w:val="1"/>
@@ -1506,7 +2513,6 @@
         </w:tabs>
         <w:ind w:left="0" w:hanging="0"/>
       </w:pPr>
-      <w:rPr/>
     </w:lvl>
     <w:lvl w:ilvl="3">
       <w:start w:val="1"/>
@@ -1520,7 +2526,6 @@
         </w:tabs>
         <w:ind w:left="0" w:hanging="0"/>
       </w:pPr>
-      <w:rPr/>
     </w:lvl>
     <w:lvl w:ilvl="4">
       <w:start w:val="1"/>
@@ -1534,7 +2539,6 @@
         </w:tabs>
         <w:ind w:left="0" w:hanging="0"/>
       </w:pPr>
-      <w:rPr/>
     </w:lvl>
     <w:lvl w:ilvl="5">
       <w:start w:val="1"/>
@@ -1548,7 +2552,6 @@
         </w:tabs>
         <w:ind w:left="0" w:hanging="0"/>
       </w:pPr>
-      <w:rPr/>
     </w:lvl>
     <w:lvl w:ilvl="6">
       <w:start w:val="1"/>
@@ -1562,7 +2565,6 @@
         </w:tabs>
         <w:ind w:left="0" w:hanging="0"/>
       </w:pPr>
-      <w:rPr/>
     </w:lvl>
     <w:lvl w:ilvl="7">
       <w:start w:val="1"/>
@@ -1576,7 +2578,6 @@
         </w:tabs>
         <w:ind w:left="0" w:hanging="0"/>
       </w:pPr>
-      <w:rPr/>
     </w:lvl>
     <w:lvl w:ilvl="8">
       <w:start w:val="1"/>
@@ -1590,966 +2591,6 @@
         </w:tabs>
         <w:ind w:left="0" w:hanging="0"/>
       </w:pPr>
-      <w:rPr/>
-    </w:lvl>
-  </w:abstractNum>
-  <w:abstractNum w:abstractNumId="3">
-    <w:lvl w:ilvl="0">
-      <w:start w:val="1"/>
-      <w:numFmt w:val="bullet"/>
-      <w:lvlText w:val=""/>
-      <w:lvlJc w:val="left"/>
-      <w:pPr>
-        <w:tabs>
-          <w:tab w:val="num" w:pos="720"/>
-        </w:tabs>
-        <w:ind w:left="720" w:hanging="360"/>
-      </w:pPr>
-      <w:rPr>
-        <w:rFonts w:ascii="Symbol" w:hAnsi="Symbol" w:cs="Symbol" w:hint="default"/>
-      </w:rPr>
-    </w:lvl>
-    <w:lvl w:ilvl="1">
-      <w:start w:val="1"/>
-      <w:numFmt w:val="bullet"/>
-      <w:lvlText w:val="◦"/>
-      <w:lvlJc w:val="left"/>
-      <w:pPr>
-        <w:tabs>
-          <w:tab w:val="num" w:pos="1080"/>
-        </w:tabs>
-        <w:ind w:left="1080" w:hanging="360"/>
-      </w:pPr>
-      <w:rPr>
-        <w:rFonts w:ascii="OpenSymbol" w:hAnsi="OpenSymbol" w:cs="OpenSymbol" w:hint="default"/>
-      </w:rPr>
-    </w:lvl>
-    <w:lvl w:ilvl="2">
-      <w:start w:val="1"/>
-      <w:numFmt w:val="bullet"/>
-      <w:lvlText w:val="▪"/>
-      <w:lvlJc w:val="left"/>
-      <w:pPr>
-        <w:tabs>
-          <w:tab w:val="num" w:pos="1440"/>
-        </w:tabs>
-        <w:ind w:left="1440" w:hanging="360"/>
-      </w:pPr>
-      <w:rPr>
-        <w:rFonts w:ascii="OpenSymbol" w:hAnsi="OpenSymbol" w:cs="OpenSymbol" w:hint="default"/>
-      </w:rPr>
-    </w:lvl>
-    <w:lvl w:ilvl="3">
-      <w:start w:val="1"/>
-      <w:numFmt w:val="bullet"/>
-      <w:lvlText w:val=""/>
-      <w:lvlJc w:val="left"/>
-      <w:pPr>
-        <w:tabs>
-          <w:tab w:val="num" w:pos="1800"/>
-        </w:tabs>
-        <w:ind w:left="1800" w:hanging="360"/>
-      </w:pPr>
-      <w:rPr>
-        <w:rFonts w:ascii="Symbol" w:hAnsi="Symbol" w:cs="Symbol" w:hint="default"/>
-      </w:rPr>
-    </w:lvl>
-    <w:lvl w:ilvl="4">
-      <w:start w:val="1"/>
-      <w:numFmt w:val="bullet"/>
-      <w:lvlText w:val="◦"/>
-      <w:lvlJc w:val="left"/>
-      <w:pPr>
-        <w:tabs>
-          <w:tab w:val="num" w:pos="2160"/>
-        </w:tabs>
-        <w:ind w:left="2160" w:hanging="360"/>
-      </w:pPr>
-      <w:rPr>
-        <w:rFonts w:ascii="OpenSymbol" w:hAnsi="OpenSymbol" w:cs="OpenSymbol" w:hint="default"/>
-      </w:rPr>
-    </w:lvl>
-    <w:lvl w:ilvl="5">
-      <w:start w:val="1"/>
-      <w:numFmt w:val="bullet"/>
-      <w:lvlText w:val="▪"/>
-      <w:lvlJc w:val="left"/>
-      <w:pPr>
-        <w:tabs>
-          <w:tab w:val="num" w:pos="2520"/>
-        </w:tabs>
-        <w:ind w:left="2520" w:hanging="360"/>
-      </w:pPr>
-      <w:rPr>
-        <w:rFonts w:ascii="OpenSymbol" w:hAnsi="OpenSymbol" w:cs="OpenSymbol" w:hint="default"/>
-      </w:rPr>
-    </w:lvl>
-    <w:lvl w:ilvl="6">
-      <w:start w:val="1"/>
-      <w:numFmt w:val="bullet"/>
-      <w:lvlText w:val=""/>
-      <w:lvlJc w:val="left"/>
-      <w:pPr>
-        <w:tabs>
-          <w:tab w:val="num" w:pos="2880"/>
-        </w:tabs>
-        <w:ind w:left="2880" w:hanging="360"/>
-      </w:pPr>
-      <w:rPr>
-        <w:rFonts w:ascii="Symbol" w:hAnsi="Symbol" w:cs="Symbol" w:hint="default"/>
-      </w:rPr>
-    </w:lvl>
-    <w:lvl w:ilvl="7">
-      <w:start w:val="1"/>
-      <w:numFmt w:val="bullet"/>
-      <w:lvlText w:val="◦"/>
-      <w:lvlJc w:val="left"/>
-      <w:pPr>
-        <w:tabs>
-          <w:tab w:val="num" w:pos="3240"/>
-        </w:tabs>
-        <w:ind w:left="3240" w:hanging="360"/>
-      </w:pPr>
-      <w:rPr>
-        <w:rFonts w:ascii="OpenSymbol" w:hAnsi="OpenSymbol" w:cs="OpenSymbol" w:hint="default"/>
-      </w:rPr>
-    </w:lvl>
-    <w:lvl w:ilvl="8">
-      <w:start w:val="1"/>
-      <w:numFmt w:val="bullet"/>
-      <w:lvlText w:val="▪"/>
-      <w:lvlJc w:val="left"/>
-      <w:pPr>
-        <w:tabs>
-          <w:tab w:val="num" w:pos="3600"/>
-        </w:tabs>
-        <w:ind w:left="3600" w:hanging="360"/>
-      </w:pPr>
-      <w:rPr>
-        <w:rFonts w:ascii="OpenSymbol" w:hAnsi="OpenSymbol" w:cs="OpenSymbol" w:hint="default"/>
-      </w:rPr>
-    </w:lvl>
-  </w:abstractNum>
-  <w:abstractNum w:abstractNumId="4">
-    <w:lvl w:ilvl="0">
-      <w:start w:val="1"/>
-      <w:numFmt w:val="bullet"/>
-      <w:lvlText w:val=""/>
-      <w:lvlJc w:val="left"/>
-      <w:pPr>
-        <w:tabs>
-          <w:tab w:val="num" w:pos="720"/>
-        </w:tabs>
-        <w:ind w:left="720" w:hanging="360"/>
-      </w:pPr>
-      <w:rPr>
-        <w:rFonts w:ascii="Symbol" w:hAnsi="Symbol" w:cs="Symbol" w:hint="default"/>
-      </w:rPr>
-    </w:lvl>
-    <w:lvl w:ilvl="1">
-      <w:start w:val="1"/>
-      <w:numFmt w:val="bullet"/>
-      <w:lvlText w:val="◦"/>
-      <w:lvlJc w:val="left"/>
-      <w:pPr>
-        <w:tabs>
-          <w:tab w:val="num" w:pos="1080"/>
-        </w:tabs>
-        <w:ind w:left="1080" w:hanging="360"/>
-      </w:pPr>
-      <w:rPr>
-        <w:rFonts w:ascii="OpenSymbol" w:hAnsi="OpenSymbol" w:cs="OpenSymbol" w:hint="default"/>
-      </w:rPr>
-    </w:lvl>
-    <w:lvl w:ilvl="2">
-      <w:start w:val="1"/>
-      <w:numFmt w:val="bullet"/>
-      <w:lvlText w:val="▪"/>
-      <w:lvlJc w:val="left"/>
-      <w:pPr>
-        <w:tabs>
-          <w:tab w:val="num" w:pos="1440"/>
-        </w:tabs>
-        <w:ind w:left="1440" w:hanging="360"/>
-      </w:pPr>
-      <w:rPr>
-        <w:rFonts w:ascii="OpenSymbol" w:hAnsi="OpenSymbol" w:cs="OpenSymbol" w:hint="default"/>
-      </w:rPr>
-    </w:lvl>
-    <w:lvl w:ilvl="3">
-      <w:start w:val="1"/>
-      <w:numFmt w:val="bullet"/>
-      <w:lvlText w:val=""/>
-      <w:lvlJc w:val="left"/>
-      <w:pPr>
-        <w:tabs>
-          <w:tab w:val="num" w:pos="1800"/>
-        </w:tabs>
-        <w:ind w:left="1800" w:hanging="360"/>
-      </w:pPr>
-      <w:rPr>
-        <w:rFonts w:ascii="Symbol" w:hAnsi="Symbol" w:cs="Symbol" w:hint="default"/>
-      </w:rPr>
-    </w:lvl>
-    <w:lvl w:ilvl="4">
-      <w:start w:val="1"/>
-      <w:numFmt w:val="bullet"/>
-      <w:lvlText w:val="◦"/>
-      <w:lvlJc w:val="left"/>
-      <w:pPr>
-        <w:tabs>
-          <w:tab w:val="num" w:pos="2160"/>
-        </w:tabs>
-        <w:ind w:left="2160" w:hanging="360"/>
-      </w:pPr>
-      <w:rPr>
-        <w:rFonts w:ascii="OpenSymbol" w:hAnsi="OpenSymbol" w:cs="OpenSymbol" w:hint="default"/>
-      </w:rPr>
-    </w:lvl>
-    <w:lvl w:ilvl="5">
-      <w:start w:val="1"/>
-      <w:numFmt w:val="bullet"/>
-      <w:lvlText w:val="▪"/>
-      <w:lvlJc w:val="left"/>
-      <w:pPr>
-        <w:tabs>
-          <w:tab w:val="num" w:pos="2520"/>
-        </w:tabs>
-        <w:ind w:left="2520" w:hanging="360"/>
-      </w:pPr>
-      <w:rPr>
-        <w:rFonts w:ascii="OpenSymbol" w:hAnsi="OpenSymbol" w:cs="OpenSymbol" w:hint="default"/>
-      </w:rPr>
-    </w:lvl>
-    <w:lvl w:ilvl="6">
-      <w:start w:val="1"/>
-      <w:numFmt w:val="bullet"/>
-      <w:lvlText w:val=""/>
-      <w:lvlJc w:val="left"/>
-      <w:pPr>
-        <w:tabs>
-          <w:tab w:val="num" w:pos="2880"/>
-        </w:tabs>
-        <w:ind w:left="2880" w:hanging="360"/>
-      </w:pPr>
-      <w:rPr>
-        <w:rFonts w:ascii="Symbol" w:hAnsi="Symbol" w:cs="Symbol" w:hint="default"/>
-      </w:rPr>
-    </w:lvl>
-    <w:lvl w:ilvl="7">
-      <w:start w:val="1"/>
-      <w:numFmt w:val="bullet"/>
-      <w:lvlText w:val="◦"/>
-      <w:lvlJc w:val="left"/>
-      <w:pPr>
-        <w:tabs>
-          <w:tab w:val="num" w:pos="3240"/>
-        </w:tabs>
-        <w:ind w:left="3240" w:hanging="360"/>
-      </w:pPr>
-      <w:rPr>
-        <w:rFonts w:ascii="OpenSymbol" w:hAnsi="OpenSymbol" w:cs="OpenSymbol" w:hint="default"/>
-      </w:rPr>
-    </w:lvl>
-    <w:lvl w:ilvl="8">
-      <w:start w:val="1"/>
-      <w:numFmt w:val="bullet"/>
-      <w:lvlText w:val="▪"/>
-      <w:lvlJc w:val="left"/>
-      <w:pPr>
-        <w:tabs>
-          <w:tab w:val="num" w:pos="3600"/>
-        </w:tabs>
-        <w:ind w:left="3600" w:hanging="360"/>
-      </w:pPr>
-      <w:rPr>
-        <w:rFonts w:ascii="OpenSymbol" w:hAnsi="OpenSymbol" w:cs="OpenSymbol" w:hint="default"/>
-      </w:rPr>
-    </w:lvl>
-  </w:abstractNum>
-  <w:abstractNum w:abstractNumId="5">
-    <w:lvl w:ilvl="0">
-      <w:start w:val="1"/>
-      <w:numFmt w:val="bullet"/>
-      <w:lvlText w:val=""/>
-      <w:lvlJc w:val="left"/>
-      <w:pPr>
-        <w:tabs>
-          <w:tab w:val="num" w:pos="720"/>
-        </w:tabs>
-        <w:ind w:left="720" w:hanging="360"/>
-      </w:pPr>
-      <w:rPr>
-        <w:rFonts w:ascii="Symbol" w:hAnsi="Symbol" w:cs="Symbol" w:hint="default"/>
-      </w:rPr>
-    </w:lvl>
-    <w:lvl w:ilvl="1">
-      <w:start w:val="1"/>
-      <w:numFmt w:val="bullet"/>
-      <w:lvlText w:val="◦"/>
-      <w:lvlJc w:val="left"/>
-      <w:pPr>
-        <w:tabs>
-          <w:tab w:val="num" w:pos="1080"/>
-        </w:tabs>
-        <w:ind w:left="1080" w:hanging="360"/>
-      </w:pPr>
-      <w:rPr>
-        <w:rFonts w:ascii="OpenSymbol" w:hAnsi="OpenSymbol" w:cs="OpenSymbol" w:hint="default"/>
-      </w:rPr>
-    </w:lvl>
-    <w:lvl w:ilvl="2">
-      <w:start w:val="1"/>
-      <w:numFmt w:val="bullet"/>
-      <w:lvlText w:val="▪"/>
-      <w:lvlJc w:val="left"/>
-      <w:pPr>
-        <w:tabs>
-          <w:tab w:val="num" w:pos="1440"/>
-        </w:tabs>
-        <w:ind w:left="1440" w:hanging="360"/>
-      </w:pPr>
-      <w:rPr>
-        <w:rFonts w:ascii="OpenSymbol" w:hAnsi="OpenSymbol" w:cs="OpenSymbol" w:hint="default"/>
-      </w:rPr>
-    </w:lvl>
-    <w:lvl w:ilvl="3">
-      <w:start w:val="1"/>
-      <w:numFmt w:val="bullet"/>
-      <w:lvlText w:val=""/>
-      <w:lvlJc w:val="left"/>
-      <w:pPr>
-        <w:tabs>
-          <w:tab w:val="num" w:pos="1800"/>
-        </w:tabs>
-        <w:ind w:left="1800" w:hanging="360"/>
-      </w:pPr>
-      <w:rPr>
-        <w:rFonts w:ascii="Symbol" w:hAnsi="Symbol" w:cs="Symbol" w:hint="default"/>
-      </w:rPr>
-    </w:lvl>
-    <w:lvl w:ilvl="4">
-      <w:start w:val="1"/>
-      <w:numFmt w:val="bullet"/>
-      <w:lvlText w:val="◦"/>
-      <w:lvlJc w:val="left"/>
-      <w:pPr>
-        <w:tabs>
-          <w:tab w:val="num" w:pos="2160"/>
-        </w:tabs>
-        <w:ind w:left="2160" w:hanging="360"/>
-      </w:pPr>
-      <w:rPr>
-        <w:rFonts w:ascii="OpenSymbol" w:hAnsi="OpenSymbol" w:cs="OpenSymbol" w:hint="default"/>
-      </w:rPr>
-    </w:lvl>
-    <w:lvl w:ilvl="5">
-      <w:start w:val="1"/>
-      <w:numFmt w:val="bullet"/>
-      <w:lvlText w:val="▪"/>
-      <w:lvlJc w:val="left"/>
-      <w:pPr>
-        <w:tabs>
-          <w:tab w:val="num" w:pos="2520"/>
-        </w:tabs>
-        <w:ind w:left="2520" w:hanging="360"/>
-      </w:pPr>
-      <w:rPr>
-        <w:rFonts w:ascii="OpenSymbol" w:hAnsi="OpenSymbol" w:cs="OpenSymbol" w:hint="default"/>
-      </w:rPr>
-    </w:lvl>
-    <w:lvl w:ilvl="6">
-      <w:start w:val="1"/>
-      <w:numFmt w:val="bullet"/>
-      <w:lvlText w:val=""/>
-      <w:lvlJc w:val="left"/>
-      <w:pPr>
-        <w:tabs>
-          <w:tab w:val="num" w:pos="2880"/>
-        </w:tabs>
-        <w:ind w:left="2880" w:hanging="360"/>
-      </w:pPr>
-      <w:rPr>
-        <w:rFonts w:ascii="Symbol" w:hAnsi="Symbol" w:cs="Symbol" w:hint="default"/>
-      </w:rPr>
-    </w:lvl>
-    <w:lvl w:ilvl="7">
-      <w:start w:val="1"/>
-      <w:numFmt w:val="bullet"/>
-      <w:lvlText w:val="◦"/>
-      <w:lvlJc w:val="left"/>
-      <w:pPr>
-        <w:tabs>
-          <w:tab w:val="num" w:pos="3240"/>
-        </w:tabs>
-        <w:ind w:left="3240" w:hanging="360"/>
-      </w:pPr>
-      <w:rPr>
-        <w:rFonts w:ascii="OpenSymbol" w:hAnsi="OpenSymbol" w:cs="OpenSymbol" w:hint="default"/>
-      </w:rPr>
-    </w:lvl>
-    <w:lvl w:ilvl="8">
-      <w:start w:val="1"/>
-      <w:numFmt w:val="bullet"/>
-      <w:lvlText w:val="▪"/>
-      <w:lvlJc w:val="left"/>
-      <w:pPr>
-        <w:tabs>
-          <w:tab w:val="num" w:pos="3600"/>
-        </w:tabs>
-        <w:ind w:left="3600" w:hanging="360"/>
-      </w:pPr>
-      <w:rPr>
-        <w:rFonts w:ascii="OpenSymbol" w:hAnsi="OpenSymbol" w:cs="OpenSymbol" w:hint="default"/>
-      </w:rPr>
-    </w:lvl>
-  </w:abstractNum>
-  <w:abstractNum w:abstractNumId="6">
-    <w:lvl w:ilvl="0">
-      <w:start w:val="1"/>
-      <w:numFmt w:val="bullet"/>
-      <w:lvlText w:val=""/>
-      <w:lvlJc w:val="left"/>
-      <w:pPr>
-        <w:tabs>
-          <w:tab w:val="num" w:pos="720"/>
-        </w:tabs>
-        <w:ind w:left="720" w:hanging="360"/>
-      </w:pPr>
-      <w:rPr>
-        <w:rFonts w:ascii="Symbol" w:hAnsi="Symbol" w:cs="Symbol" w:hint="default"/>
-      </w:rPr>
-    </w:lvl>
-    <w:lvl w:ilvl="1">
-      <w:start w:val="1"/>
-      <w:numFmt w:val="bullet"/>
-      <w:lvlText w:val="◦"/>
-      <w:lvlJc w:val="left"/>
-      <w:pPr>
-        <w:tabs>
-          <w:tab w:val="num" w:pos="1080"/>
-        </w:tabs>
-        <w:ind w:left="1080" w:hanging="360"/>
-      </w:pPr>
-      <w:rPr>
-        <w:rFonts w:ascii="OpenSymbol" w:hAnsi="OpenSymbol" w:cs="OpenSymbol" w:hint="default"/>
-      </w:rPr>
-    </w:lvl>
-    <w:lvl w:ilvl="2">
-      <w:start w:val="1"/>
-      <w:numFmt w:val="bullet"/>
-      <w:lvlText w:val="▪"/>
-      <w:lvlJc w:val="left"/>
-      <w:pPr>
-        <w:tabs>
-          <w:tab w:val="num" w:pos="1440"/>
-        </w:tabs>
-        <w:ind w:left="1440" w:hanging="360"/>
-      </w:pPr>
-      <w:rPr>
-        <w:rFonts w:ascii="OpenSymbol" w:hAnsi="OpenSymbol" w:cs="OpenSymbol" w:hint="default"/>
-      </w:rPr>
-    </w:lvl>
-    <w:lvl w:ilvl="3">
-      <w:start w:val="1"/>
-      <w:numFmt w:val="bullet"/>
-      <w:lvlText w:val=""/>
-      <w:lvlJc w:val="left"/>
-      <w:pPr>
-        <w:tabs>
-          <w:tab w:val="num" w:pos="1800"/>
-        </w:tabs>
-        <w:ind w:left="1800" w:hanging="360"/>
-      </w:pPr>
-      <w:rPr>
-        <w:rFonts w:ascii="Symbol" w:hAnsi="Symbol" w:cs="Symbol" w:hint="default"/>
-      </w:rPr>
-    </w:lvl>
-    <w:lvl w:ilvl="4">
-      <w:start w:val="1"/>
-      <w:numFmt w:val="bullet"/>
-      <w:lvlText w:val="◦"/>
-      <w:lvlJc w:val="left"/>
-      <w:pPr>
-        <w:tabs>
-          <w:tab w:val="num" w:pos="2160"/>
-        </w:tabs>
-        <w:ind w:left="2160" w:hanging="360"/>
-      </w:pPr>
-      <w:rPr>
-        <w:rFonts w:ascii="OpenSymbol" w:hAnsi="OpenSymbol" w:cs="OpenSymbol" w:hint="default"/>
-      </w:rPr>
-    </w:lvl>
-    <w:lvl w:ilvl="5">
-      <w:start w:val="1"/>
-      <w:numFmt w:val="bullet"/>
-      <w:lvlText w:val="▪"/>
-      <w:lvlJc w:val="left"/>
-      <w:pPr>
-        <w:tabs>
-          <w:tab w:val="num" w:pos="2520"/>
-        </w:tabs>
-        <w:ind w:left="2520" w:hanging="360"/>
-      </w:pPr>
-      <w:rPr>
-        <w:rFonts w:ascii="OpenSymbol" w:hAnsi="OpenSymbol" w:cs="OpenSymbol" w:hint="default"/>
-      </w:rPr>
-    </w:lvl>
-    <w:lvl w:ilvl="6">
-      <w:start w:val="1"/>
-      <w:numFmt w:val="bullet"/>
-      <w:lvlText w:val=""/>
-      <w:lvlJc w:val="left"/>
-      <w:pPr>
-        <w:tabs>
-          <w:tab w:val="num" w:pos="2880"/>
-        </w:tabs>
-        <w:ind w:left="2880" w:hanging="360"/>
-      </w:pPr>
-      <w:rPr>
-        <w:rFonts w:ascii="Symbol" w:hAnsi="Symbol" w:cs="Symbol" w:hint="default"/>
-      </w:rPr>
-    </w:lvl>
-    <w:lvl w:ilvl="7">
-      <w:start w:val="1"/>
-      <w:numFmt w:val="bullet"/>
-      <w:lvlText w:val="◦"/>
-      <w:lvlJc w:val="left"/>
-      <w:pPr>
-        <w:tabs>
-          <w:tab w:val="num" w:pos="3240"/>
-        </w:tabs>
-        <w:ind w:left="3240" w:hanging="360"/>
-      </w:pPr>
-      <w:rPr>
-        <w:rFonts w:ascii="OpenSymbol" w:hAnsi="OpenSymbol" w:cs="OpenSymbol" w:hint="default"/>
-      </w:rPr>
-    </w:lvl>
-    <w:lvl w:ilvl="8">
-      <w:start w:val="1"/>
-      <w:numFmt w:val="bullet"/>
-      <w:lvlText w:val="▪"/>
-      <w:lvlJc w:val="left"/>
-      <w:pPr>
-        <w:tabs>
-          <w:tab w:val="num" w:pos="3600"/>
-        </w:tabs>
-        <w:ind w:left="3600" w:hanging="360"/>
-      </w:pPr>
-      <w:rPr>
-        <w:rFonts w:ascii="OpenSymbol" w:hAnsi="OpenSymbol" w:cs="OpenSymbol" w:hint="default"/>
-      </w:rPr>
-    </w:lvl>
-  </w:abstractNum>
-  <w:abstractNum w:abstractNumId="7">
-    <w:lvl w:ilvl="0">
-      <w:start w:val="1"/>
-      <w:numFmt w:val="bullet"/>
-      <w:lvlText w:val=""/>
-      <w:lvlJc w:val="left"/>
-      <w:pPr>
-        <w:tabs>
-          <w:tab w:val="num" w:pos="720"/>
-        </w:tabs>
-        <w:ind w:left="720" w:hanging="360"/>
-      </w:pPr>
-      <w:rPr>
-        <w:rFonts w:ascii="Symbol" w:hAnsi="Symbol" w:cs="Symbol" w:hint="default"/>
-      </w:rPr>
-    </w:lvl>
-    <w:lvl w:ilvl="1">
-      <w:start w:val="1"/>
-      <w:numFmt w:val="bullet"/>
-      <w:lvlText w:val="◦"/>
-      <w:lvlJc w:val="left"/>
-      <w:pPr>
-        <w:tabs>
-          <w:tab w:val="num" w:pos="1080"/>
-        </w:tabs>
-        <w:ind w:left="1080" w:hanging="360"/>
-      </w:pPr>
-      <w:rPr>
-        <w:rFonts w:ascii="OpenSymbol" w:hAnsi="OpenSymbol" w:cs="OpenSymbol" w:hint="default"/>
-      </w:rPr>
-    </w:lvl>
-    <w:lvl w:ilvl="2">
-      <w:start w:val="1"/>
-      <w:numFmt w:val="bullet"/>
-      <w:lvlText w:val="▪"/>
-      <w:lvlJc w:val="left"/>
-      <w:pPr>
-        <w:tabs>
-          <w:tab w:val="num" w:pos="1440"/>
-        </w:tabs>
-        <w:ind w:left="1440" w:hanging="360"/>
-      </w:pPr>
-      <w:rPr>
-        <w:rFonts w:ascii="OpenSymbol" w:hAnsi="OpenSymbol" w:cs="OpenSymbol" w:hint="default"/>
-      </w:rPr>
-    </w:lvl>
-    <w:lvl w:ilvl="3">
-      <w:start w:val="1"/>
-      <w:numFmt w:val="bullet"/>
-      <w:lvlText w:val=""/>
-      <w:lvlJc w:val="left"/>
-      <w:pPr>
-        <w:tabs>
-          <w:tab w:val="num" w:pos="1800"/>
-        </w:tabs>
-        <w:ind w:left="1800" w:hanging="360"/>
-      </w:pPr>
-      <w:rPr>
-        <w:rFonts w:ascii="Symbol" w:hAnsi="Symbol" w:cs="Symbol" w:hint="default"/>
-      </w:rPr>
-    </w:lvl>
-    <w:lvl w:ilvl="4">
-      <w:start w:val="1"/>
-      <w:numFmt w:val="bullet"/>
-      <w:lvlText w:val="◦"/>
-      <w:lvlJc w:val="left"/>
-      <w:pPr>
-        <w:tabs>
-          <w:tab w:val="num" w:pos="2160"/>
-        </w:tabs>
-        <w:ind w:left="2160" w:hanging="360"/>
-      </w:pPr>
-      <w:rPr>
-        <w:rFonts w:ascii="OpenSymbol" w:hAnsi="OpenSymbol" w:cs="OpenSymbol" w:hint="default"/>
-      </w:rPr>
-    </w:lvl>
-    <w:lvl w:ilvl="5">
-      <w:start w:val="1"/>
-      <w:numFmt w:val="bullet"/>
-      <w:lvlText w:val="▪"/>
-      <w:lvlJc w:val="left"/>
-      <w:pPr>
-        <w:tabs>
-          <w:tab w:val="num" w:pos="2520"/>
-        </w:tabs>
-        <w:ind w:left="2520" w:hanging="360"/>
-      </w:pPr>
-      <w:rPr>
-        <w:rFonts w:ascii="OpenSymbol" w:hAnsi="OpenSymbol" w:cs="OpenSymbol" w:hint="default"/>
-      </w:rPr>
-    </w:lvl>
-    <w:lvl w:ilvl="6">
-      <w:start w:val="1"/>
-      <w:numFmt w:val="bullet"/>
-      <w:lvlText w:val=""/>
-      <w:lvlJc w:val="left"/>
-      <w:pPr>
-        <w:tabs>
-          <w:tab w:val="num" w:pos="2880"/>
-        </w:tabs>
-        <w:ind w:left="2880" w:hanging="360"/>
-      </w:pPr>
-      <w:rPr>
-        <w:rFonts w:ascii="Symbol" w:hAnsi="Symbol" w:cs="Symbol" w:hint="default"/>
-      </w:rPr>
-    </w:lvl>
-    <w:lvl w:ilvl="7">
-      <w:start w:val="1"/>
-      <w:numFmt w:val="bullet"/>
-      <w:lvlText w:val="◦"/>
-      <w:lvlJc w:val="left"/>
-      <w:pPr>
-        <w:tabs>
-          <w:tab w:val="num" w:pos="3240"/>
-        </w:tabs>
-        <w:ind w:left="3240" w:hanging="360"/>
-      </w:pPr>
-      <w:rPr>
-        <w:rFonts w:ascii="OpenSymbol" w:hAnsi="OpenSymbol" w:cs="OpenSymbol" w:hint="default"/>
-      </w:rPr>
-    </w:lvl>
-    <w:lvl w:ilvl="8">
-      <w:start w:val="1"/>
-      <w:numFmt w:val="bullet"/>
-      <w:lvlText w:val="▪"/>
-      <w:lvlJc w:val="left"/>
-      <w:pPr>
-        <w:tabs>
-          <w:tab w:val="num" w:pos="3600"/>
-        </w:tabs>
-        <w:ind w:left="3600" w:hanging="360"/>
-      </w:pPr>
-      <w:rPr>
-        <w:rFonts w:ascii="OpenSymbol" w:hAnsi="OpenSymbol" w:cs="OpenSymbol" w:hint="default"/>
-      </w:rPr>
-    </w:lvl>
-  </w:abstractNum>
-  <w:abstractNum w:abstractNumId="8">
-    <w:lvl w:ilvl="0">
-      <w:start w:val="1"/>
-      <w:numFmt w:val="bullet"/>
-      <w:lvlText w:val=""/>
-      <w:lvlJc w:val="left"/>
-      <w:pPr>
-        <w:tabs>
-          <w:tab w:val="num" w:pos="720"/>
-        </w:tabs>
-        <w:ind w:left="720" w:hanging="360"/>
-      </w:pPr>
-      <w:rPr>
-        <w:rFonts w:ascii="Symbol" w:hAnsi="Symbol" w:cs="Symbol" w:hint="default"/>
-      </w:rPr>
-    </w:lvl>
-    <w:lvl w:ilvl="1">
-      <w:start w:val="1"/>
-      <w:numFmt w:val="bullet"/>
-      <w:lvlText w:val="◦"/>
-      <w:lvlJc w:val="left"/>
-      <w:pPr>
-        <w:tabs>
-          <w:tab w:val="num" w:pos="1080"/>
-        </w:tabs>
-        <w:ind w:left="1080" w:hanging="360"/>
-      </w:pPr>
-      <w:rPr>
-        <w:rFonts w:ascii="OpenSymbol" w:hAnsi="OpenSymbol" w:cs="OpenSymbol" w:hint="default"/>
-      </w:rPr>
-    </w:lvl>
-    <w:lvl w:ilvl="2">
-      <w:start w:val="1"/>
-      <w:numFmt w:val="bullet"/>
-      <w:lvlText w:val="▪"/>
-      <w:lvlJc w:val="left"/>
-      <w:pPr>
-        <w:tabs>
-          <w:tab w:val="num" w:pos="1440"/>
-        </w:tabs>
-        <w:ind w:left="1440" w:hanging="360"/>
-      </w:pPr>
-      <w:rPr>
-        <w:rFonts w:ascii="OpenSymbol" w:hAnsi="OpenSymbol" w:cs="OpenSymbol" w:hint="default"/>
-      </w:rPr>
-    </w:lvl>
-    <w:lvl w:ilvl="3">
-      <w:start w:val="1"/>
-      <w:numFmt w:val="bullet"/>
-      <w:lvlText w:val=""/>
-      <w:lvlJc w:val="left"/>
-      <w:pPr>
-        <w:tabs>
-          <w:tab w:val="num" w:pos="1800"/>
-        </w:tabs>
-        <w:ind w:left="1800" w:hanging="360"/>
-      </w:pPr>
-      <w:rPr>
-        <w:rFonts w:ascii="Symbol" w:hAnsi="Symbol" w:cs="Symbol" w:hint="default"/>
-      </w:rPr>
-    </w:lvl>
-    <w:lvl w:ilvl="4">
-      <w:start w:val="1"/>
-      <w:numFmt w:val="bullet"/>
-      <w:lvlText w:val="◦"/>
-      <w:lvlJc w:val="left"/>
-      <w:pPr>
-        <w:tabs>
-          <w:tab w:val="num" w:pos="2160"/>
-        </w:tabs>
-        <w:ind w:left="2160" w:hanging="360"/>
-      </w:pPr>
-      <w:rPr>
-        <w:rFonts w:ascii="OpenSymbol" w:hAnsi="OpenSymbol" w:cs="OpenSymbol" w:hint="default"/>
-      </w:rPr>
-    </w:lvl>
-    <w:lvl w:ilvl="5">
-      <w:start w:val="1"/>
-      <w:numFmt w:val="bullet"/>
-      <w:lvlText w:val="▪"/>
-      <w:lvlJc w:val="left"/>
-      <w:pPr>
-        <w:tabs>
-          <w:tab w:val="num" w:pos="2520"/>
-        </w:tabs>
-        <w:ind w:left="2520" w:hanging="360"/>
-      </w:pPr>
-      <w:rPr>
-        <w:rFonts w:ascii="OpenSymbol" w:hAnsi="OpenSymbol" w:cs="OpenSymbol" w:hint="default"/>
-      </w:rPr>
-    </w:lvl>
-    <w:lvl w:ilvl="6">
-      <w:start w:val="1"/>
-      <w:numFmt w:val="bullet"/>
-      <w:lvlText w:val=""/>
-      <w:lvlJc w:val="left"/>
-      <w:pPr>
-        <w:tabs>
-          <w:tab w:val="num" w:pos="2880"/>
-        </w:tabs>
-        <w:ind w:left="2880" w:hanging="360"/>
-      </w:pPr>
-      <w:rPr>
-        <w:rFonts w:ascii="Symbol" w:hAnsi="Symbol" w:cs="Symbol" w:hint="default"/>
-      </w:rPr>
-    </w:lvl>
-    <w:lvl w:ilvl="7">
-      <w:start w:val="1"/>
-      <w:numFmt w:val="bullet"/>
-      <w:lvlText w:val="◦"/>
-      <w:lvlJc w:val="left"/>
-      <w:pPr>
-        <w:tabs>
-          <w:tab w:val="num" w:pos="3240"/>
-        </w:tabs>
-        <w:ind w:left="3240" w:hanging="360"/>
-      </w:pPr>
-      <w:rPr>
-        <w:rFonts w:ascii="OpenSymbol" w:hAnsi="OpenSymbol" w:cs="OpenSymbol" w:hint="default"/>
-      </w:rPr>
-    </w:lvl>
-    <w:lvl w:ilvl="8">
-      <w:start w:val="1"/>
-      <w:numFmt w:val="bullet"/>
-      <w:lvlText w:val="▪"/>
-      <w:lvlJc w:val="left"/>
-      <w:pPr>
-        <w:tabs>
-          <w:tab w:val="num" w:pos="3600"/>
-        </w:tabs>
-        <w:ind w:left="3600" w:hanging="360"/>
-      </w:pPr>
-      <w:rPr>
-        <w:rFonts w:ascii="OpenSymbol" w:hAnsi="OpenSymbol" w:cs="OpenSymbol" w:hint="default"/>
-      </w:rPr>
-    </w:lvl>
-  </w:abstractNum>
-  <w:abstractNum w:abstractNumId="9">
-    <w:lvl w:ilvl="0">
-      <w:start w:val="1"/>
-      <w:numFmt w:val="bullet"/>
-      <w:lvlText w:val=""/>
-      <w:lvlJc w:val="left"/>
-      <w:pPr>
-        <w:tabs>
-          <w:tab w:val="num" w:pos="720"/>
-        </w:tabs>
-        <w:ind w:left="720" w:hanging="360"/>
-      </w:pPr>
-      <w:rPr>
-        <w:rFonts w:ascii="Symbol" w:hAnsi="Symbol" w:cs="Symbol" w:hint="default"/>
-      </w:rPr>
-    </w:lvl>
-    <w:lvl w:ilvl="1">
-      <w:start w:val="1"/>
-      <w:numFmt w:val="bullet"/>
-      <w:lvlText w:val="◦"/>
-      <w:lvlJc w:val="left"/>
-      <w:pPr>
-        <w:tabs>
-          <w:tab w:val="num" w:pos="1080"/>
-        </w:tabs>
-        <w:ind w:left="1080" w:hanging="360"/>
-      </w:pPr>
-      <w:rPr>
-        <w:rFonts w:ascii="OpenSymbol" w:hAnsi="OpenSymbol" w:cs="OpenSymbol" w:hint="default"/>
-      </w:rPr>
-    </w:lvl>
-    <w:lvl w:ilvl="2">
-      <w:start w:val="1"/>
-      <w:numFmt w:val="bullet"/>
-      <w:lvlText w:val="▪"/>
-      <w:lvlJc w:val="left"/>
-      <w:pPr>
-        <w:tabs>
-          <w:tab w:val="num" w:pos="1440"/>
-        </w:tabs>
-        <w:ind w:left="1440" w:hanging="360"/>
-      </w:pPr>
-      <w:rPr>
-        <w:rFonts w:ascii="OpenSymbol" w:hAnsi="OpenSymbol" w:cs="OpenSymbol" w:hint="default"/>
-      </w:rPr>
-    </w:lvl>
-    <w:lvl w:ilvl="3">
-      <w:start w:val="1"/>
-      <w:numFmt w:val="bullet"/>
-      <w:lvlText w:val=""/>
-      <w:lvlJc w:val="left"/>
-      <w:pPr>
-        <w:tabs>
-          <w:tab w:val="num" w:pos="1800"/>
-        </w:tabs>
-        <w:ind w:left="1800" w:hanging="360"/>
-      </w:pPr>
-      <w:rPr>
-        <w:rFonts w:ascii="Symbol" w:hAnsi="Symbol" w:cs="Symbol" w:hint="default"/>
-      </w:rPr>
-    </w:lvl>
-    <w:lvl w:ilvl="4">
-      <w:start w:val="1"/>
-      <w:numFmt w:val="bullet"/>
-      <w:lvlText w:val="◦"/>
-      <w:lvlJc w:val="left"/>
-      <w:pPr>
-        <w:tabs>
-          <w:tab w:val="num" w:pos="2160"/>
-        </w:tabs>
-        <w:ind w:left="2160" w:hanging="360"/>
-      </w:pPr>
-      <w:rPr>
-        <w:rFonts w:ascii="OpenSymbol" w:hAnsi="OpenSymbol" w:cs="OpenSymbol" w:hint="default"/>
-      </w:rPr>
-    </w:lvl>
-    <w:lvl w:ilvl="5">
-      <w:start w:val="1"/>
-      <w:numFmt w:val="bullet"/>
-      <w:lvlText w:val="▪"/>
-      <w:lvlJc w:val="left"/>
-      <w:pPr>
-        <w:tabs>
-          <w:tab w:val="num" w:pos="2520"/>
-        </w:tabs>
-        <w:ind w:left="2520" w:hanging="360"/>
-      </w:pPr>
-      <w:rPr>
-        <w:rFonts w:ascii="OpenSymbol" w:hAnsi="OpenSymbol" w:cs="OpenSymbol" w:hint="default"/>
-      </w:rPr>
-    </w:lvl>
-    <w:lvl w:ilvl="6">
-      <w:start w:val="1"/>
-      <w:numFmt w:val="bullet"/>
-      <w:lvlText w:val=""/>
-      <w:lvlJc w:val="left"/>
-      <w:pPr>
-        <w:tabs>
-          <w:tab w:val="num" w:pos="2880"/>
-        </w:tabs>
-        <w:ind w:left="2880" w:hanging="360"/>
-      </w:pPr>
-      <w:rPr>
-        <w:rFonts w:ascii="Symbol" w:hAnsi="Symbol" w:cs="Symbol" w:hint="default"/>
-      </w:rPr>
-    </w:lvl>
-    <w:lvl w:ilvl="7">
-      <w:start w:val="1"/>
-      <w:numFmt w:val="bullet"/>
-      <w:lvlText w:val="◦"/>
-      <w:lvlJc w:val="left"/>
-      <w:pPr>
-        <w:tabs>
-          <w:tab w:val="num" w:pos="3240"/>
-        </w:tabs>
-        <w:ind w:left="3240" w:hanging="360"/>
-      </w:pPr>
-      <w:rPr>
-        <w:rFonts w:ascii="OpenSymbol" w:hAnsi="OpenSymbol" w:cs="OpenSymbol" w:hint="default"/>
-      </w:rPr>
-    </w:lvl>
-    <w:lvl w:ilvl="8">
-      <w:start w:val="1"/>
-      <w:numFmt w:val="bullet"/>
-      <w:lvlText w:val="▪"/>
-      <w:lvlJc w:val="left"/>
-      <w:pPr>
-        <w:tabs>
-          <w:tab w:val="num" w:pos="3600"/>
-        </w:tabs>
-        <w:ind w:left="3600" w:hanging="360"/>
-      </w:pPr>
-      <w:rPr>
-        <w:rFonts w:ascii="OpenSymbol" w:hAnsi="OpenSymbol" w:cs="OpenSymbol" w:hint="default"/>
-      </w:rPr>
     </w:lvl>
   </w:abstractNum>
   <w:num w:numId="1">
@@ -2645,7 +2686,7 @@
     <w:pPr>
       <w:numPr>
         <w:ilvl w:val="1"/>
-        <w:numId w:val="2"/>
+        <w:numId w:val="1"/>
       </w:numPr>
       <w:spacing w:before="200" w:after="120"/>
       <w:outlineLvl w:val="1"/>
